--- a/procedure-lyreco/PRO-SG-010_Collecte_des_piles.docx
+++ b/procedure-lyreco/PRO-SG-010_Collecte_des_piles.docx
@@ -33,7 +33,7 @@
           <w:sz w:val="36"/>
           <w:szCs w:val="36"/>
         </w:rPr>
-        <w:t xml:space="preserve">Collecte des piles et batteries usagées</w:t>
+        <w:t xml:space="preserve">Devenir point de collecte des piles usagées</w:t>
       </w:r>
     </w:p>
     <w:p>
@@ -49,7 +49,7 @@
           <w:sz w:val="19"/>
           <w:szCs w:val="19"/>
         </w:rPr>
-        <w:t xml:space="preserve">Mettre en place et faire fonctionner la collecte des piles d'aides auditives dans un centre, avec l'éco-organisme ecosystem.</w:t>
+        <w:t xml:space="preserve">Faire enregistrer un centre auprès de l'éco-organisme ecosystem, signer le contrat d'enlèvement et obtenir les contenants, étape par étape.</w:t>
       </w:r>
     </w:p>
     <w:p>
@@ -148,41 +148,7 @@
           <w:sz w:val="22"/>
           <w:szCs w:val="22"/>
         </w:rPr>
-        <w:t xml:space="preserve">Deux voies possibles — choisir la bonne</w:t>
-      </w:r>
-    </w:p>
-    <w:p>
-      <w:pPr>
-        <w:spacing w:after="58" w:line="240"/>
-      </w:pPr>
-      <w:r>
-        <w:rPr>
-          <w:rFonts w:ascii="Cambria" w:cs="Cambria" w:eastAsia="Cambria" w:hAnsi="Cambria"/>
-          <w:color w:val="17232A"/>
-          <w:sz w:val="18"/>
-          <w:szCs w:val="18"/>
-        </w:rPr>
-        <w:t xml:space="preserve">ecosystem est l'éco-organisme agréé pour les piles et batteries. Deux dispositifs coexistent, et </w:t>
-      </w:r>
-      <w:r>
-        <w:rPr>
-          <w:rFonts w:ascii="Cambria" w:cs="Cambria" w:eastAsia="Cambria" w:hAnsi="Cambria"/>
-          <w:b/>
-          <w:bCs/>
-          <w:color w:val="17232A"/>
-          <w:sz w:val="18"/>
-          <w:szCs w:val="18"/>
-        </w:rPr>
-        <w:t xml:space="preserve">le choix dépend du volume que produit le centre</w:t>
-      </w:r>
-      <w:r>
-        <w:rPr>
-          <w:rFonts w:ascii="Cambria" w:cs="Cambria" w:eastAsia="Cambria" w:hAnsi="Cambria"/>
-          <w:color w:val="17232A"/>
-          <w:sz w:val="18"/>
-          <w:szCs w:val="18"/>
-        </w:rPr>
-        <w:t xml:space="preserve">.</w:t>
+        <w:t xml:space="preserve">Avant de commencer</w:t>
       </w:r>
     </w:p>
     <w:tbl>
@@ -198,9 +164,8 @@
         </w:tblBorders>
       </w:tblPr>
       <w:tblGrid>
-        <w:gridCol w:w="1578"/>
-        <w:gridCol w:w="4143"/>
-        <w:gridCol w:w="4143"/>
+        <w:gridCol w:w="1973"/>
+        <w:gridCol w:w="7891"/>
       </w:tblGrid>
       <w:tr>
         <w:trPr>
@@ -208,7 +173,7 @@
         </w:trPr>
         <w:tc>
           <w:tcPr>
-            <w:tcW w:type="dxa" w:w="1578"/>
+            <w:tcW w:type="dxa" w:w="1973"/>
             <w:shd w:fill="EEF2F1" w:color="auto" w:val="clear"/>
             <w:tcMar>
               <w:top w:type="dxa" w:w="60"/>
@@ -232,13 +197,13 @@
                 <w:sz w:val="13"/>
                 <w:szCs w:val="13"/>
               </w:rPr>
-              <w:t xml:space="preserve"/>
+              <w:t xml:space="preserve">Qui</w:t>
             </w:r>
           </w:p>
         </w:tc>
         <w:tc>
           <w:tcPr>
-            <w:tcW w:type="dxa" w:w="4143"/>
+            <w:tcW w:type="dxa" w:w="7891"/>
             <w:shd w:fill="EEF2F1" w:color="auto" w:val="clear"/>
             <w:tcMar>
               <w:top w:type="dxa" w:w="60"/>
@@ -262,14 +227,15 @@
                 <w:sz w:val="13"/>
                 <w:szCs w:val="13"/>
               </w:rPr>
-              <w:t xml:space="preserve">Voie A — bac de pré-collecte</w:t>
+              <w:t xml:space="preserve">Rôle dans la démarche</w:t>
             </w:r>
           </w:p>
         </w:tc>
+      </w:tr>
+      <w:tr>
         <w:tc>
           <w:tcPr>
-            <w:tcW w:type="dxa" w:w="4143"/>
-            <w:shd w:fill="EEF2F1" w:color="auto" w:val="clear"/>
+            <w:tcW w:type="dxa" w:w="1973"/>
             <w:tcMar>
               <w:top w:type="dxa" w:w="60"/>
               <w:left w:type="dxa" w:w="100"/>
@@ -279,28 +245,24 @@
           </w:tcPr>
           <w:p>
             <w:pPr>
-              <w:spacing w:after="0"/>
-            </w:pPr>
-            <w:r>
-              <w:rPr>
-                <w:rFonts w:ascii="Arial" w:cs="Arial" w:eastAsia="Arial" w:hAnsi="Arial"/>
-                <w:b/>
-                <w:bCs/>
-                <w:caps/>
-                <w:color w:val="5B6C72"/>
-                <w:spacing w:val="20"/>
-                <w:sz w:val="13"/>
-                <w:szCs w:val="13"/>
-              </w:rPr>
-              <w:t xml:space="preserve">Voie B — point d’enlèvement sous contrat</w:t>
+              <w:spacing w:after="0" w:line="235"/>
+            </w:pPr>
+            <w:r>
+              <w:rPr>
+                <w:rFonts w:ascii="Cambria" w:cs="Cambria" w:eastAsia="Cambria" w:hAnsi="Cambria"/>
+                <w:b w:val="false"/>
+                <w:bCs w:val="false"/>
+                <w:color w:val="17232A"/>
+                <w:sz w:val="17"/>
+                <w:szCs w:val="17"/>
+              </w:rPr>
+              <w:t xml:space="preserve">Le centre</w:t>
             </w:r>
           </w:p>
         </w:tc>
-      </w:tr>
-      <w:tr>
         <w:tc>
           <w:tcPr>
-            <w:tcW w:type="dxa" w:w="1578"/>
+            <w:tcW w:type="dxa" w:w="7891"/>
             <w:tcMar>
               <w:top w:type="dxa" w:w="60"/>
               <w:left w:type="dxa" w:w="100"/>
@@ -321,13 +283,15 @@
                 <w:sz w:val="17"/>
                 <w:szCs w:val="17"/>
               </w:rPr>
-              <w:t xml:space="preserve">Pour qui</w:t>
+              <w:t xml:space="preserve">Fait la demande, rassemble ses informations, installe et surveille le contenant, demande les enlèvements</w:t>
             </w:r>
           </w:p>
         </w:tc>
+      </w:tr>
+      <w:tr>
         <w:tc>
           <w:tcPr>
-            <w:tcW w:type="dxa" w:w="4143"/>
+            <w:tcW w:type="dxa" w:w="1973"/>
             <w:tcMar>
               <w:top w:type="dxa" w:w="60"/>
               <w:left w:type="dxa" w:w="100"/>
@@ -348,13 +312,13 @@
                 <w:sz w:val="17"/>
                 <w:szCs w:val="17"/>
               </w:rPr>
-              <w:t xml:space="preserve">Un centre seul, gisement de quelques kilos par an</w:t>
+              <w:t xml:space="preserve">Le siège</w:t>
             </w:r>
           </w:p>
         </w:tc>
         <w:tc>
           <w:tcPr>
-            <w:tcW w:type="dxa" w:w="4143"/>
+            <w:tcW w:type="dxa" w:w="7891"/>
             <w:tcMar>
               <w:top w:type="dxa" w:w="60"/>
               <w:left w:type="dxa" w:w="100"/>
@@ -375,7 +339,7 @@
                 <w:sz w:val="17"/>
                 <w:szCs w:val="17"/>
               </w:rPr>
-              <w:t xml:space="preserve">Un site qui regroupe le gisement de plusieurs centres</w:t>
+              <w:t xml:space="preserve">Fournit l'identité juridique, désigne le signataire habilité — le centre ne signe pas lui-même</w:t>
             </w:r>
           </w:p>
         </w:tc>
@@ -383,7 +347,7 @@
       <w:tr>
         <w:tc>
           <w:tcPr>
-            <w:tcW w:type="dxa" w:w="1578"/>
+            <w:tcW w:type="dxa" w:w="1973"/>
             <w:tcMar>
               <w:top w:type="dxa" w:w="60"/>
               <w:left w:type="dxa" w:w="100"/>
@@ -404,13 +368,13 @@
                 <w:sz w:val="17"/>
                 <w:szCs w:val="17"/>
               </w:rPr>
-              <w:t xml:space="preserve">Mise en place</w:t>
+              <w:t xml:space="preserve">ecosystem</w:t>
             </w:r>
           </w:p>
         </w:tc>
         <w:tc>
           <w:tcPr>
-            <w:tcW w:type="dxa" w:w="4143"/>
+            <w:tcW w:type="dxa" w:w="7891"/>
             <w:tcMar>
               <w:top w:type="dxa" w:w="60"/>
               <w:left w:type="dxa" w:w="100"/>
@@ -431,200 +395,7 @@
                 <w:sz w:val="17"/>
                 <w:szCs w:val="17"/>
               </w:rPr>
-              <w:t xml:space="preserve">Commande en ligne, gratuite, sans contrat</w:t>
-            </w:r>
-          </w:p>
-        </w:tc>
-        <w:tc>
-          <w:tcPr>
-            <w:tcW w:type="dxa" w:w="4143"/>
-            <w:tcMar>
-              <w:top w:type="dxa" w:w="60"/>
-              <w:left w:type="dxa" w:w="100"/>
-              <w:bottom w:type="dxa" w:w="60"/>
-              <w:right w:type="dxa" w:w="100"/>
-            </w:tcMar>
-          </w:tcPr>
-          <w:p>
-            <w:pPr>
-              <w:spacing w:after="0" w:line="235"/>
-            </w:pPr>
-            <w:r>
-              <w:rPr>
-                <w:rFonts w:ascii="Cambria" w:cs="Cambria" w:eastAsia="Cambria" w:hAnsi="Cambria"/>
-                <w:b w:val="false"/>
-                <w:bCs w:val="false"/>
-                <w:color w:val="17232A"/>
-                <w:sz w:val="17"/>
-                <w:szCs w:val="17"/>
-              </w:rPr>
-              <w:t xml:space="preserve">Contrat de partenariat signé par le siège</w:t>
-            </w:r>
-          </w:p>
-        </w:tc>
-      </w:tr>
-      <w:tr>
-        <w:tc>
-          <w:tcPr>
-            <w:tcW w:type="dxa" w:w="1578"/>
-            <w:tcMar>
-              <w:top w:type="dxa" w:w="60"/>
-              <w:left w:type="dxa" w:w="100"/>
-              <w:bottom w:type="dxa" w:w="60"/>
-              <w:right w:type="dxa" w:w="100"/>
-            </w:tcMar>
-          </w:tcPr>
-          <w:p>
-            <w:pPr>
-              <w:spacing w:after="0" w:line="235"/>
-            </w:pPr>
-            <w:r>
-              <w:rPr>
-                <w:rFonts w:ascii="Cambria" w:cs="Cambria" w:eastAsia="Cambria" w:hAnsi="Cambria"/>
-                <w:b w:val="false"/>
-                <w:bCs w:val="false"/>
-                <w:color w:val="17232A"/>
-                <w:sz w:val="17"/>
-                <w:szCs w:val="17"/>
-              </w:rPr>
-              <w:t xml:space="preserve">Vidage</w:t>
-            </w:r>
-          </w:p>
-        </w:tc>
-        <w:tc>
-          <w:tcPr>
-            <w:tcW w:type="dxa" w:w="4143"/>
-            <w:tcMar>
-              <w:top w:type="dxa" w:w="60"/>
-              <w:left w:type="dxa" w:w="100"/>
-              <w:bottom w:type="dxa" w:w="60"/>
-              <w:right w:type="dxa" w:w="100"/>
-            </w:tcMar>
-          </w:tcPr>
-          <w:p>
-            <w:pPr>
-              <w:spacing w:after="0" w:line="235"/>
-            </w:pPr>
-            <w:r>
-              <w:rPr>
-                <w:rFonts w:ascii="Cambria" w:cs="Cambria" w:eastAsia="Cambria" w:hAnsi="Cambria"/>
-                <w:b w:val="false"/>
-                <w:bCs w:val="false"/>
-                <w:color w:val="17232A"/>
-                <w:sz w:val="17"/>
-                <w:szCs w:val="17"/>
-              </w:rPr>
-              <w:t xml:space="preserve">Le centre vide lui-même le bac dans un point de collecte public</w:t>
-            </w:r>
-          </w:p>
-        </w:tc>
-        <w:tc>
-          <w:tcPr>
-            <w:tcW w:type="dxa" w:w="4143"/>
-            <w:tcMar>
-              <w:top w:type="dxa" w:w="60"/>
-              <w:left w:type="dxa" w:w="100"/>
-              <w:bottom w:type="dxa" w:w="60"/>
-              <w:right w:type="dxa" w:w="100"/>
-            </w:tcMar>
-          </w:tcPr>
-          <w:p>
-            <w:pPr>
-              <w:spacing w:after="0" w:line="235"/>
-            </w:pPr>
-            <w:r>
-              <w:rPr>
-                <w:rFonts w:ascii="Cambria" w:cs="Cambria" w:eastAsia="Cambria" w:hAnsi="Cambria"/>
-                <w:b w:val="false"/>
-                <w:bCs w:val="false"/>
-                <w:color w:val="17232A"/>
-                <w:sz w:val="17"/>
-                <w:szCs w:val="17"/>
-              </w:rPr>
-              <w:t xml:space="preserve">Enlèvement par un prestataire ecosystem, sur demande</w:t>
-            </w:r>
-          </w:p>
-        </w:tc>
-      </w:tr>
-      <w:tr>
-        <w:tc>
-          <w:tcPr>
-            <w:tcW w:type="dxa" w:w="1578"/>
-            <w:tcMar>
-              <w:top w:type="dxa" w:w="60"/>
-              <w:left w:type="dxa" w:w="100"/>
-              <w:bottom w:type="dxa" w:w="60"/>
-              <w:right w:type="dxa" w:w="100"/>
-            </w:tcMar>
-          </w:tcPr>
-          <w:p>
-            <w:pPr>
-              <w:spacing w:after="0" w:line="235"/>
-            </w:pPr>
-            <w:r>
-              <w:rPr>
-                <w:rFonts w:ascii="Cambria" w:cs="Cambria" w:eastAsia="Cambria" w:hAnsi="Cambria"/>
-                <w:b w:val="false"/>
-                <w:bCs w:val="false"/>
-                <w:color w:val="17232A"/>
-                <w:sz w:val="17"/>
-                <w:szCs w:val="17"/>
-              </w:rPr>
-              <w:t xml:space="preserve">Condition</w:t>
-            </w:r>
-          </w:p>
-        </w:tc>
-        <w:tc>
-          <w:tcPr>
-            <w:tcW w:type="dxa" w:w="4143"/>
-            <w:tcMar>
-              <w:top w:type="dxa" w:w="60"/>
-              <w:left w:type="dxa" w:w="100"/>
-              <w:bottom w:type="dxa" w:w="60"/>
-              <w:right w:type="dxa" w:w="100"/>
-            </w:tcMar>
-          </w:tcPr>
-          <w:p>
-            <w:pPr>
-              <w:spacing w:after="0" w:line="235"/>
-            </w:pPr>
-            <w:r>
-              <w:rPr>
-                <w:rFonts w:ascii="Cambria" w:cs="Cambria" w:eastAsia="Cambria" w:hAnsi="Cambria"/>
-                <w:b w:val="false"/>
-                <w:bCs w:val="false"/>
-                <w:color w:val="17232A"/>
-                <w:sz w:val="17"/>
-                <w:szCs w:val="17"/>
-              </w:rPr>
-              <w:t xml:space="preserve">Aucune</w:t>
-            </w:r>
-          </w:p>
-        </w:tc>
-        <w:tc>
-          <w:tcPr>
-            <w:tcW w:type="dxa" w:w="4143"/>
-            <w:tcMar>
-              <w:top w:type="dxa" w:w="60"/>
-              <w:left w:type="dxa" w:w="100"/>
-              <w:bottom w:type="dxa" w:w="60"/>
-              <w:right w:type="dxa" w:w="100"/>
-            </w:tcMar>
-          </w:tcPr>
-          <w:p>
-            <w:pPr>
-              <w:spacing w:after="0" w:line="235"/>
-            </w:pPr>
-            <w:r>
-              <w:rPr>
-                <w:rFonts w:ascii="Cambria" w:cs="Cambria" w:eastAsia="Cambria" w:hAnsi="Cambria"/>
-                <w:b w:val="false"/>
-                <w:bCs w:val="false"/>
-                <w:color w:val="17232A"/>
-                <w:sz w:val="17"/>
-                <w:szCs w:val="17"/>
-              </w:rPr>
-              <w:t xml:space="preserve">90 kg minimum, soit 3 bacs pleins de 30 kg</w:t>
+              <w:t xml:space="preserve">Enregistre le site, envoie le contrat, fournit les contenants et les accès, organise les enlèvements</w:t>
             </w:r>
           </w:p>
         </w:tc>
@@ -676,7 +447,7 @@
                 <w:sz w:val="13"/>
                 <w:szCs w:val="13"/>
               </w:rPr>
-              <w:t xml:space="preserve">À LIRE AVANT DE SIGNER QUOI QUE CE SOIT</w:t>
+              <w:t xml:space="preserve">VÉRIFIER D’ABORD QUE LA DÉMARCHE A UN SENS</w:t>
             </w:r>
           </w:p>
           <w:p>
@@ -690,7 +461,7 @@
                 <w:sz w:val="17"/>
                 <w:szCs w:val="17"/>
               </w:rPr>
-              <w:t xml:space="preserve">Un centre produit environ </w:t>
+              <w:t xml:space="preserve">L'enlèvement n'est déclenché qu'à partir de </w:t>
             </w:r>
             <w:r>
               <w:rPr>
@@ -701,16 +472,16 @@
                 <w:sz w:val="17"/>
                 <w:szCs w:val="17"/>
               </w:rPr>
-              <w:t xml:space="preserve">10 kg de piles boutons par an</w:t>
-            </w:r>
-            <w:r>
-              <w:rPr>
-                <w:rFonts w:ascii="Cambria" w:cs="Cambria" w:eastAsia="Cambria" w:hAnsi="Cambria"/>
-                <w:color w:val="17232A"/>
-                <w:sz w:val="17"/>
-                <w:szCs w:val="17"/>
-              </w:rPr>
-              <w:t xml:space="preserve">. La quantité minimum d'enlèvement du contrat est de </w:t>
+              <w:t xml:space="preserve">90 kg</w:t>
+            </w:r>
+            <w:r>
+              <w:rPr>
+                <w:rFonts w:ascii="Cambria" w:cs="Cambria" w:eastAsia="Cambria" w:hAnsi="Cambria"/>
+                <w:color w:val="17232A"/>
+                <w:sz w:val="17"/>
+                <w:szCs w:val="17"/>
+              </w:rPr>
+              <w:t xml:space="preserve">, soit trois bacs pleins. Un centre qui produit une dizaine de kilos de piles boutons par an ne les atteindra pas : dans ce cas, demander plutôt un </w:t>
             </w:r>
             <w:r>
               <w:rPr>
@@ -721,16 +492,16 @@
                 <w:sz w:val="17"/>
                 <w:szCs w:val="17"/>
               </w:rPr>
-              <w:t xml:space="preserve">90 kg</w:t>
-            </w:r>
-            <w:r>
-              <w:rPr>
-                <w:rFonts w:ascii="Cambria" w:cs="Cambria" w:eastAsia="Cambria" w:hAnsi="Cambria"/>
-                <w:color w:val="17232A"/>
-                <w:sz w:val="17"/>
-                <w:szCs w:val="17"/>
-              </w:rPr>
-              <w:t xml:space="preserve">, soit </w:t>
+              <w:t xml:space="preserve">bac de pré-collecte gratuit</w:t>
+            </w:r>
+            <w:r>
+              <w:rPr>
+                <w:rFonts w:ascii="Cambria" w:cs="Cambria" w:eastAsia="Cambria" w:hAnsi="Cambria"/>
+                <w:color w:val="17232A"/>
+                <w:sz w:val="17"/>
+                <w:szCs w:val="17"/>
+              </w:rPr>
+              <w:t xml:space="preserve"> que le centre vide lui-même dans un point de collecte public. La démarche ci-dessous vaut pour un site qui </w:t>
             </w:r>
             <w:r>
               <w:rPr>
@@ -741,36 +512,16 @@
                 <w:sz w:val="17"/>
                 <w:szCs w:val="17"/>
               </w:rPr>
-              <w:t xml:space="preserve">neuf années de gisement</w:t>
-            </w:r>
-            <w:r>
-              <w:rPr>
-                <w:rFonts w:ascii="Cambria" w:cs="Cambria" w:eastAsia="Cambria" w:hAnsi="Cambria"/>
-                <w:color w:val="17232A"/>
-                <w:sz w:val="17"/>
-                <w:szCs w:val="17"/>
-              </w:rPr>
-              <w:t xml:space="preserve"> : un centre isolé ne l'atteindra jamais et n'obtiendra pas d'enlèvement. </w:t>
-            </w:r>
-            <w:r>
-              <w:rPr>
-                <w:rFonts w:ascii="Cambria" w:cs="Cambria" w:eastAsia="Cambria" w:hAnsi="Cambria"/>
-                <w:b/>
-                <w:bCs/>
-                <w:color w:val="17232A"/>
-                <w:sz w:val="17"/>
-                <w:szCs w:val="17"/>
-              </w:rPr>
-              <w:t xml:space="preserve">La voie A est celle qui convient à un centre</w:t>
-            </w:r>
-            <w:r>
-              <w:rPr>
-                <w:rFonts w:ascii="Cambria" w:cs="Cambria" w:eastAsia="Cambria" w:hAnsi="Cambria"/>
-                <w:color w:val="17232A"/>
-                <w:sz w:val="17"/>
-                <w:szCs w:val="17"/>
-              </w:rPr>
-              <w:t xml:space="preserve">. La voie B ne se justifie que si le centre regroupe le gisement d'autres centres.</w:t>
+              <w:t xml:space="preserve">regroupe le gisement de plusieurs centres</w:t>
+            </w:r>
+            <w:r>
+              <w:rPr>
+                <w:rFonts w:ascii="Cambria" w:cs="Cambria" w:eastAsia="Cambria" w:hAnsi="Cambria"/>
+                <w:color w:val="17232A"/>
+                <w:sz w:val="17"/>
+                <w:szCs w:val="17"/>
+              </w:rPr>
+              <w:t xml:space="preserve">.</w:t>
             </w:r>
           </w:p>
         </w:tc>
@@ -804,7 +555,56 @@
           <w:sz w:val="22"/>
           <w:szCs w:val="22"/>
         </w:rPr>
-        <w:t xml:space="preserve">Voie A — commander un bac de pré-collecte</w:t>
+        <w:t xml:space="preserve">Étape par étape</w:t>
+      </w:r>
+    </w:p>
+    <w:p>
+      <w:pPr>
+        <w:keepNext/>
+        <w:spacing w:after="30" w:before="180"/>
+      </w:pPr>
+      <w:r>
+        <w:rPr>
+          <w:rFonts w:ascii="Arial" w:cs="Arial" w:eastAsia="Arial" w:hAnsi="Arial"/>
+          <w:b/>
+          <w:bCs/>
+          <w:color w:val="0D5C63"/>
+          <w:spacing w:val="25"/>
+          <w:sz w:val="13"/>
+          <w:szCs w:val="13"/>
+        </w:rPr>
+        <w:t xml:space="preserve">ÉTAPE 1</w:t>
+      </w:r>
+    </w:p>
+    <w:p>
+      <w:pPr>
+        <w:keepNext/>
+        <w:spacing w:after="60"/>
+      </w:pPr>
+      <w:r>
+        <w:rPr>
+          <w:rFonts w:ascii="Arial" w:cs="Arial" w:eastAsia="Arial" w:hAnsi="Arial"/>
+          <w:b/>
+          <w:bCs/>
+          <w:color w:val="17232A"/>
+          <w:sz w:val="19"/>
+          <w:szCs w:val="19"/>
+        </w:rPr>
+        <w:t xml:space="preserve">Rassembler les informations du centre</w:t>
+      </w:r>
+    </w:p>
+    <w:p>
+      <w:pPr>
+        <w:spacing w:after="58" w:line="240"/>
+      </w:pPr>
+      <w:r>
+        <w:rPr>
+          <w:rFonts w:ascii="Cambria" w:cs="Cambria" w:eastAsia="Cambria" w:hAnsi="Cambria"/>
+          <w:color w:val="17232A"/>
+          <w:sz w:val="18"/>
+          <w:szCs w:val="18"/>
+        </w:rPr>
+        <w:t xml:space="preserve">Avant d'écrire, réunir ces sept éléments. Une demande incomplète repart en aller-retour.</w:t>
       </w:r>
     </w:p>
     <w:p>
@@ -823,26 +623,7 @@
           <w:sz w:val="18"/>
           <w:szCs w:val="18"/>
         </w:rPr>
-        <w:t xml:space="preserve">Commander gratuitement l'outil de pré-collecte sur </w:t>
-      </w:r>
-      <w:r>
-        <w:rPr>
-          <w:rFonts w:ascii="Consolas" w:cs="Consolas" w:eastAsia="Consolas" w:hAnsi="Consolas"/>
-          <w:color w:val="0D5C63"/>
-          <w:sz w:val="16"/>
-          <w:szCs w:val="16"/>
-          <w:shd w:fill="EDF2F1" w:color="auto" w:val="clear"/>
-        </w:rPr>
-        <w:t xml:space="preserve">extranet.corepile.net</w:t>
-      </w:r>
-      <w:r>
-        <w:rPr>
-          <w:rFonts w:ascii="Cambria" w:cs="Cambria" w:eastAsia="Cambria" w:hAnsi="Cambria"/>
-          <w:color w:val="17232A"/>
-          <w:sz w:val="18"/>
-          <w:szCs w:val="18"/>
-        </w:rPr>
-        <w:t xml:space="preserve">, rubrique demandes d'outils. Des outils de sensibilisation peuvent être commandés au même endroit.</w:t>
+        <w:t xml:space="preserve">Nom de l'établissement, tel qu'il apparaît sur les documents officiels.</w:t>
       </w:r>
     </w:p>
     <w:p>
@@ -861,7 +642,7 @@
           <w:sz w:val="18"/>
           <w:szCs w:val="18"/>
         </w:rPr>
-        <w:t xml:space="preserve">Installer le bac à l'accueil du centre, hors de portée du public si les piles y sont visibles.</w:t>
+        <w:t xml:space="preserve">Adresse complète du lieu où le transporteur viendra.</w:t>
       </w:r>
     </w:p>
     <w:p>
@@ -876,50 +657,22 @@
       <w:r>
         <w:rPr>
           <w:rFonts w:ascii="Cambria" w:cs="Cambria" w:eastAsia="Cambria" w:hAnsi="Cambria"/>
-          <w:color w:val="17232A"/>
-          <w:sz w:val="18"/>
-          <w:szCs w:val="18"/>
-        </w:rPr>
-        <w:t xml:space="preserve">Quand le bac est plein, le </w:t>
-      </w:r>
-      <w:r>
-        <w:rPr>
-          <w:rFonts w:ascii="Cambria" w:cs="Cambria" w:eastAsia="Cambria" w:hAnsi="Cambria"/>
-          <w:b/>
-          <w:bCs/>
-          <w:color w:val="17232A"/>
-          <w:sz w:val="18"/>
-          <w:szCs w:val="18"/>
-        </w:rPr>
-        <w:t xml:space="preserve">vider soi-même</w:t>
-      </w:r>
-      <w:r>
-        <w:rPr>
-          <w:rFonts w:ascii="Cambria" w:cs="Cambria" w:eastAsia="Cambria" w:hAnsi="Cambria"/>
-          <w:color w:val="17232A"/>
-          <w:sz w:val="18"/>
-          <w:szCs w:val="18"/>
-        </w:rPr>
-        <w:t xml:space="preserve"> dans un point de collecte ecosystem. La carte des points est sur </w:t>
-      </w:r>
-      <w:r>
-        <w:rPr>
-          <w:rFonts w:ascii="Consolas" w:cs="Consolas" w:eastAsia="Consolas" w:hAnsi="Consolas"/>
-          <w:color w:val="0D5C63"/>
-          <w:sz w:val="16"/>
-          <w:szCs w:val="16"/>
-          <w:shd w:fill="EDF2F1" w:color="auto" w:val="clear"/>
-        </w:rPr>
-        <w:t xml:space="preserve">jerecyclemespiles.com</w:t>
-      </w:r>
-      <w:r>
-        <w:rPr>
-          <w:rFonts w:ascii="Cambria" w:cs="Cambria" w:eastAsia="Cambria" w:hAnsi="Cambria"/>
-          <w:color w:val="17232A"/>
-          <w:sz w:val="18"/>
-          <w:szCs w:val="18"/>
-        </w:rPr>
-        <w:t xml:space="preserve">.</w:t>
+          <w:b/>
+          <w:bCs/>
+          <w:color w:val="17232A"/>
+          <w:sz w:val="18"/>
+          <w:szCs w:val="18"/>
+        </w:rPr>
+        <w:t xml:space="preserve">SIRET du centre</w:t>
+      </w:r>
+      <w:r>
+        <w:rPr>
+          <w:rFonts w:ascii="Cambria" w:cs="Cambria" w:eastAsia="Cambria" w:hAnsi="Cambria"/>
+          <w:color w:val="17232A"/>
+          <w:sz w:val="18"/>
+          <w:szCs w:val="18"/>
+        </w:rPr>
+        <w:t xml:space="preserve"> — il est propre à l'établissement, ce n'est pas celui du siège.</w:t>
       </w:r>
     </w:p>
     <w:p>
@@ -938,120 +691,7 @@
           <w:sz w:val="18"/>
           <w:szCs w:val="18"/>
         </w:rPr>
-        <w:t xml:space="preserve">Ne jamais jeter de piles avec les déchets courants, ni les stocker en vrac hors du bac.</w:t>
-      </w:r>
-    </w:p>
-    <w:p>
-      <w:pPr>
-        <w:keepNext/>
-        <w:pBdr>
-          <w:top w:val="single" w:color="D3DBDB" w:sz="4" w:space="8"/>
-        </w:pBdr>
-        <w:spacing w:after="62" w:before="140"/>
-      </w:pPr>
-      <w:r>
-        <w:rPr>
-          <w:rFonts w:ascii="Arial" w:cs="Arial" w:eastAsia="Arial" w:hAnsi="Arial"/>
-          <w:b/>
-          <w:bCs/>
-          <w:color w:val="0D5C63"/>
-          <w:sz w:val="22"/>
-          <w:szCs w:val="22"/>
-        </w:rPr>
-        <w:t xml:space="preserve">3   </w:t>
-      </w:r>
-      <w:r>
-        <w:rPr>
-          <w:rFonts w:ascii="Arial" w:cs="Arial" w:eastAsia="Arial" w:hAnsi="Arial"/>
-          <w:b/>
-          <w:bCs/>
-          <w:color w:val="17232A"/>
-          <w:sz w:val="22"/>
-          <w:szCs w:val="22"/>
-        </w:rPr>
-        <w:t xml:space="preserve">Voie B — devenir point d’enlèvement</w:t>
-      </w:r>
-    </w:p>
-    <w:p>
-      <w:pPr>
-        <w:spacing w:after="58" w:line="240"/>
-      </w:pPr>
-      <w:r>
-        <w:rPr>
-          <w:rFonts w:ascii="Cambria" w:cs="Cambria" w:eastAsia="Cambria" w:hAnsi="Cambria"/>
-          <w:color w:val="17232A"/>
-          <w:sz w:val="18"/>
-          <w:szCs w:val="18"/>
-        </w:rPr>
-        <w:t xml:space="preserve">Réservé aux sites qui massifient le gisement. La démarche se fait avec le siège : le contrat engage l'entité juridique, pas le centre.</w:t>
-      </w:r>
-    </w:p>
-    <w:p>
-      <w:pPr>
-        <w:keepNext/>
-        <w:spacing w:after="30" w:before="180"/>
-      </w:pPr>
-      <w:r>
-        <w:rPr>
-          <w:rFonts w:ascii="Arial" w:cs="Arial" w:eastAsia="Arial" w:hAnsi="Arial"/>
-          <w:b/>
-          <w:bCs/>
-          <w:color w:val="0D5C63"/>
-          <w:spacing w:val="25"/>
-          <w:sz w:val="13"/>
-          <w:szCs w:val="13"/>
-        </w:rPr>
-        <w:t xml:space="preserve">ÉTAPE 1</w:t>
-      </w:r>
-    </w:p>
-    <w:p>
-      <w:pPr>
-        <w:keepNext/>
-        <w:spacing w:after="60"/>
-      </w:pPr>
-      <w:r>
-        <w:rPr>
-          <w:rFonts w:ascii="Arial" w:cs="Arial" w:eastAsia="Arial" w:hAnsi="Arial"/>
-          <w:b/>
-          <w:bCs/>
-          <w:color w:val="17232A"/>
-          <w:sz w:val="19"/>
-          <w:szCs w:val="19"/>
-        </w:rPr>
-        <w:t xml:space="preserve">Demander l’enregistrement du site</w:t>
-      </w:r>
-    </w:p>
-    <w:p>
-      <w:pPr>
-        <w:spacing w:after="58" w:line="240"/>
-      </w:pPr>
-      <w:r>
-        <w:rPr>
-          <w:rFonts w:ascii="Cambria" w:cs="Cambria" w:eastAsia="Cambria" w:hAnsi="Cambria"/>
-          <w:color w:val="17232A"/>
-          <w:sz w:val="18"/>
-          <w:szCs w:val="18"/>
-        </w:rPr>
-        <w:t xml:space="preserve">Écrire à </w:t>
-      </w:r>
-      <w:r>
-        <w:rPr>
-          <w:rFonts w:ascii="Consolas" w:cs="Consolas" w:eastAsia="Consolas" w:hAnsi="Consolas"/>
-          <w:color w:val="0D5C63"/>
-          <w:sz w:val="16"/>
-          <w:szCs w:val="16"/>
-          <w:shd w:fill="EDF2F1" w:color="auto" w:val="clear"/>
-        </w:rPr>
-        <w:t xml:space="preserve">contacteznous@ecosystem.eco</w:t>
-      </w:r>
-      <w:r>
-        <w:rPr>
-          <w:rFonts w:ascii="Cambria" w:cs="Cambria" w:eastAsia="Cambria" w:hAnsi="Cambria"/>
-          <w:color w:val="17232A"/>
-          <w:sz w:val="18"/>
-          <w:szCs w:val="18"/>
-        </w:rPr>
-        <w:t xml:space="preserve"> en fournissant :</w:t>
+        <w:t xml:space="preserve">Horaires d'ouverture, et horaires de collecte s'ils diffèrent.</w:t>
       </w:r>
     </w:p>
     <w:p>
@@ -1070,27 +710,7 @@
           <w:sz w:val="18"/>
           <w:szCs w:val="18"/>
         </w:rPr>
-        <w:t xml:space="preserve">nom de l'établissement, adresse complète et </w:t>
-      </w:r>
-      <w:r>
-        <w:rPr>
-          <w:rFonts w:ascii="Cambria" w:cs="Cambria" w:eastAsia="Cambria" w:hAnsi="Cambria"/>
-          <w:b/>
-          <w:bCs/>
-          <w:color w:val="17232A"/>
-          <w:sz w:val="18"/>
-          <w:szCs w:val="18"/>
-        </w:rPr>
-        <w:t xml:space="preserve">SIRET du centre</w:t>
-      </w:r>
-      <w:r>
-        <w:rPr>
-          <w:rFonts w:ascii="Cambria" w:cs="Cambria" w:eastAsia="Cambria" w:hAnsi="Cambria"/>
-          <w:color w:val="17232A"/>
-          <w:sz w:val="18"/>
-          <w:szCs w:val="18"/>
-        </w:rPr>
-        <w:t xml:space="preserve"> ;</w:t>
+        <w:t xml:space="preserve">Personne référente : nom, prénom, e-mail et téléphone direct.</w:t>
       </w:r>
     </w:p>
     <w:p>
@@ -1109,7 +729,7 @@
           <w:sz w:val="18"/>
           <w:szCs w:val="18"/>
         </w:rPr>
-        <w:t xml:space="preserve">horaires d'ouverture, et horaires spécifiques de collecte s'ils diffèrent ;</w:t>
+        <w:t xml:space="preserve">Gisement annuel estimé, en kilos, et nature des piles.</w:t>
       </w:r>
     </w:p>
     <w:p>
@@ -1124,31 +744,703 @@
       <w:r>
         <w:rPr>
           <w:rFonts w:ascii="Cambria" w:cs="Cambria" w:eastAsia="Cambria" w:hAnsi="Cambria"/>
-          <w:color w:val="17232A"/>
-          <w:sz w:val="18"/>
-          <w:szCs w:val="18"/>
-        </w:rPr>
-        <w:t xml:space="preserve">nom, prénom, e-mail et téléphone de la </w:t>
-      </w:r>
-      <w:r>
-        <w:rPr>
-          <w:rFonts w:ascii="Cambria" w:cs="Cambria" w:eastAsia="Cambria" w:hAnsi="Cambria"/>
-          <w:b/>
-          <w:bCs/>
-          <w:color w:val="17232A"/>
-          <w:sz w:val="18"/>
-          <w:szCs w:val="18"/>
-        </w:rPr>
-        <w:t xml:space="preserve">personne référente</w:t>
-      </w:r>
-      <w:r>
-        <w:rPr>
-          <w:rFonts w:ascii="Cambria" w:cs="Cambria" w:eastAsia="Cambria" w:hAnsi="Cambria"/>
-          <w:color w:val="17232A"/>
-          <w:sz w:val="18"/>
-          <w:szCs w:val="18"/>
-        </w:rPr>
-        <w:t xml:space="preserve"> ;</w:t>
+          <w:b/>
+          <w:bCs/>
+          <w:color w:val="17232A"/>
+          <w:sz w:val="18"/>
+          <w:szCs w:val="18"/>
+        </w:rPr>
+        <w:t xml:space="preserve">Photos du stock</w:t>
+      </w:r>
+      <w:r>
+        <w:rPr>
+          <w:rFonts w:ascii="Cambria" w:cs="Cambria" w:eastAsia="Cambria" w:hAnsi="Cambria"/>
+          <w:color w:val="17232A"/>
+          <w:sz w:val="18"/>
+          <w:szCs w:val="18"/>
+        </w:rPr>
+        <w:t xml:space="preserve"> actuel de piles.</w:t>
+      </w:r>
+    </w:p>
+    <w:p>
+      <w:pPr>
+        <w:keepNext/>
+        <w:spacing w:after="30" w:before="180"/>
+      </w:pPr>
+      <w:r>
+        <w:rPr>
+          <w:rFonts w:ascii="Arial" w:cs="Arial" w:eastAsia="Arial" w:hAnsi="Arial"/>
+          <w:b/>
+          <w:bCs/>
+          <w:color w:val="0D5C63"/>
+          <w:spacing w:val="25"/>
+          <w:sz w:val="13"/>
+          <w:szCs w:val="13"/>
+        </w:rPr>
+        <w:t xml:space="preserve">ÉTAPE 2</w:t>
+      </w:r>
+    </w:p>
+    <w:p>
+      <w:pPr>
+        <w:keepNext/>
+        <w:spacing w:after="60"/>
+      </w:pPr>
+      <w:r>
+        <w:rPr>
+          <w:rFonts w:ascii="Arial" w:cs="Arial" w:eastAsia="Arial" w:hAnsi="Arial"/>
+          <w:b/>
+          <w:bCs/>
+          <w:color w:val="17232A"/>
+          <w:sz w:val="19"/>
+          <w:szCs w:val="19"/>
+        </w:rPr>
+        <w:t xml:space="preserve">Envoyer la demande d’enregistrement</w:t>
+      </w:r>
+    </w:p>
+    <w:p>
+      <w:pPr>
+        <w:spacing w:after="58" w:line="240"/>
+      </w:pPr>
+      <w:r>
+        <w:rPr>
+          <w:rFonts w:ascii="Cambria" w:cs="Cambria" w:eastAsia="Cambria" w:hAnsi="Cambria"/>
+          <w:color w:val="17232A"/>
+          <w:sz w:val="18"/>
+          <w:szCs w:val="18"/>
+        </w:rPr>
+        <w:t xml:space="preserve">Écrire à </w:t>
+      </w:r>
+      <w:r>
+        <w:rPr>
+          <w:rFonts w:ascii="Consolas" w:cs="Consolas" w:eastAsia="Consolas" w:hAnsi="Consolas"/>
+          <w:color w:val="0D5C63"/>
+          <w:sz w:val="16"/>
+          <w:szCs w:val="16"/>
+          <w:shd w:fill="EDF2F1" w:color="auto" w:val="clear"/>
+        </w:rPr>
+        <w:t xml:space="preserve">contacteznous@ecosystem.eco</w:t>
+      </w:r>
+      <w:r>
+        <w:rPr>
+          <w:rFonts w:ascii="Cambria" w:cs="Cambria" w:eastAsia="Cambria" w:hAnsi="Cambria"/>
+          <w:color w:val="17232A"/>
+          <w:sz w:val="18"/>
+          <w:szCs w:val="18"/>
+        </w:rPr>
+        <w:t xml:space="preserve">. Conserver le </w:t>
+      </w:r>
+      <w:r>
+        <w:rPr>
+          <w:rFonts w:ascii="Cambria" w:cs="Cambria" w:eastAsia="Cambria" w:hAnsi="Cambria"/>
+          <w:b/>
+          <w:bCs/>
+          <w:color w:val="17232A"/>
+          <w:sz w:val="18"/>
+          <w:szCs w:val="18"/>
+        </w:rPr>
+        <w:t xml:space="preserve">numéro de demande</w:t>
+      </w:r>
+      <w:r>
+        <w:rPr>
+          <w:rFonts w:ascii="Cambria" w:cs="Cambria" w:eastAsia="Cambria" w:hAnsi="Cambria"/>
+          <w:color w:val="17232A"/>
+          <w:sz w:val="18"/>
+          <w:szCs w:val="18"/>
+        </w:rPr>
+        <w:t xml:space="preserve"> renvoyé par ecosystem : il sert de référence à tous les échanges suivants.</w:t>
+      </w:r>
+    </w:p>
+    <w:tbl>
+      <w:tblPr>
+        <w:tblW w:type="dxa" w:w="9864"/>
+        <w:tblBorders>
+          <w:top w:val="single" w:color="D3DBDB" w:sz="4"/>
+          <w:left w:val="single" w:color="D3DBDB" w:sz="4"/>
+          <w:bottom w:val="single" w:color="D3DBDB" w:sz="4"/>
+          <w:right w:val="single" w:color="D3DBDB" w:sz="4"/>
+          <w:insideH w:val="none"/>
+          <w:insideV w:val="none"/>
+        </w:tblBorders>
+      </w:tblPr>
+      <w:tblGrid>
+        <w:gridCol w:w="9864"/>
+      </w:tblGrid>
+      <w:tr>
+        <w:tc>
+          <w:tcPr>
+            <w:tcW w:type="dxa" w:w="9864"/>
+            <w:shd w:fill="F7F9F8" w:color="auto" w:val="clear"/>
+            <w:tcMar>
+              <w:top w:type="dxa" w:w="110"/>
+              <w:left w:type="dxa" w:w="150"/>
+              <w:bottom w:type="dxa" w:w="110"/>
+              <w:right w:type="dxa" w:w="150"/>
+            </w:tcMar>
+          </w:tcPr>
+          <w:p>
+            <w:pPr>
+              <w:spacing w:after="60"/>
+            </w:pPr>
+            <w:r>
+              <w:rPr>
+                <w:rFonts w:ascii="Arial" w:cs="Arial" w:eastAsia="Arial" w:hAnsi="Arial"/>
+                <w:b/>
+                <w:bCs/>
+                <w:color w:val="5B6C72"/>
+                <w:spacing w:val="25"/>
+                <w:sz w:val="13"/>
+                <w:szCs w:val="13"/>
+              </w:rPr>
+              <w:t xml:space="preserve">MODÈLE DE MESSAGE</w:t>
+            </w:r>
+          </w:p>
+          <w:p>
+            <w:pPr>
+              <w:spacing w:after="30" w:line="235"/>
+            </w:pPr>
+            <w:r>
+              <w:rPr>
+                <w:rFonts w:ascii="Cambria" w:cs="Cambria" w:eastAsia="Cambria" w:hAnsi="Cambria"/>
+                <w:b/>
+                <w:bCs/>
+                <w:color w:val="17232A"/>
+                <w:sz w:val="17"/>
+                <w:szCs w:val="17"/>
+              </w:rPr>
+              <w:t xml:space="preserve">Objet :</w:t>
+            </w:r>
+            <w:r>
+              <w:rPr>
+                <w:rFonts w:ascii="Cambria" w:cs="Cambria" w:eastAsia="Cambria" w:hAnsi="Cambria"/>
+                <w:color w:val="17232A"/>
+                <w:sz w:val="17"/>
+                <w:szCs w:val="17"/>
+              </w:rPr>
+              <w:t xml:space="preserve"> Demande d'enregistrement d'un point de collecte de piles</w:t>
+            </w:r>
+          </w:p>
+          <w:p>
+            <w:pPr>
+              <w:spacing w:after="60" w:line="235"/>
+            </w:pPr>
+          </w:p>
+          <w:p>
+            <w:pPr>
+              <w:spacing w:after="30" w:line="235"/>
+            </w:pPr>
+            <w:r>
+              <w:rPr>
+                <w:rFonts w:ascii="Cambria" w:cs="Cambria" w:eastAsia="Cambria" w:hAnsi="Cambria"/>
+                <w:color w:val="17232A"/>
+                <w:sz w:val="17"/>
+                <w:szCs w:val="17"/>
+              </w:rPr>
+              <w:t xml:space="preserve">Bonjour,</w:t>
+            </w:r>
+          </w:p>
+          <w:p>
+            <w:pPr>
+              <w:spacing w:after="60" w:line="235"/>
+            </w:pPr>
+          </w:p>
+          <w:p>
+            <w:pPr>
+              <w:spacing w:after="30" w:line="235"/>
+            </w:pPr>
+            <w:r>
+              <w:rPr>
+                <w:rFonts w:ascii="Cambria" w:cs="Cambria" w:eastAsia="Cambria" w:hAnsi="Cambria"/>
+                <w:color w:val="17232A"/>
+                <w:sz w:val="17"/>
+                <w:szCs w:val="17"/>
+              </w:rPr>
+              <w:t xml:space="preserve">Nous souhaitons enregistrer notre établissement comme point de collecte de piles. Voici les éléments demandés.</w:t>
+            </w:r>
+          </w:p>
+          <w:p>
+            <w:pPr>
+              <w:spacing w:after="60" w:line="235"/>
+            </w:pPr>
+          </w:p>
+          <w:p>
+            <w:pPr>
+              <w:spacing w:after="30" w:line="235"/>
+            </w:pPr>
+            <w:r>
+              <w:rPr>
+                <w:rFonts w:ascii="Cambria" w:cs="Cambria" w:eastAsia="Cambria" w:hAnsi="Cambria"/>
+                <w:b/>
+                <w:bCs/>
+                <w:color w:val="17232A"/>
+                <w:sz w:val="17"/>
+                <w:szCs w:val="17"/>
+              </w:rPr>
+              <w:t xml:space="preserve">Nom de l'établissement :</w:t>
+            </w:r>
+            <w:r>
+              <w:rPr>
+                <w:rFonts w:ascii="Cambria" w:cs="Cambria" w:eastAsia="Cambria" w:hAnsi="Cambria"/>
+                <w:color w:val="17232A"/>
+                <w:sz w:val="17"/>
+                <w:szCs w:val="17"/>
+              </w:rPr>
+              <w:t xml:space="preserve"> </w:t>
+            </w:r>
+            <w:r>
+              <w:rPr>
+                <w:rFonts w:ascii="Arial" w:cs="Arial" w:eastAsia="Arial" w:hAnsi="Arial"/>
+                <w:i/>
+                <w:iCs/>
+                <w:color w:val="6B4B12"/>
+                <w:sz w:val="16"/>
+                <w:szCs w:val="16"/>
+                <w:highlight w:val="yellow"/>
+                <w:highlightCs w:val="yellow"/>
+              </w:rPr>
+              <w:t xml:space="preserve">nom du centre</w:t>
+            </w:r>
+          </w:p>
+          <w:p>
+            <w:pPr>
+              <w:spacing w:after="30" w:line="235"/>
+            </w:pPr>
+            <w:r>
+              <w:rPr>
+                <w:rFonts w:ascii="Cambria" w:cs="Cambria" w:eastAsia="Cambria" w:hAnsi="Cambria"/>
+                <w:b/>
+                <w:bCs/>
+                <w:color w:val="17232A"/>
+                <w:sz w:val="17"/>
+                <w:szCs w:val="17"/>
+              </w:rPr>
+              <w:t xml:space="preserve">Adresse :</w:t>
+            </w:r>
+            <w:r>
+              <w:rPr>
+                <w:rFonts w:ascii="Cambria" w:cs="Cambria" w:eastAsia="Cambria" w:hAnsi="Cambria"/>
+                <w:color w:val="17232A"/>
+                <w:sz w:val="17"/>
+                <w:szCs w:val="17"/>
+              </w:rPr>
+              <w:t xml:space="preserve"> </w:t>
+            </w:r>
+            <w:r>
+              <w:rPr>
+                <w:rFonts w:ascii="Arial" w:cs="Arial" w:eastAsia="Arial" w:hAnsi="Arial"/>
+                <w:i/>
+                <w:iCs/>
+                <w:color w:val="6B4B12"/>
+                <w:sz w:val="16"/>
+                <w:szCs w:val="16"/>
+                <w:highlight w:val="yellow"/>
+                <w:highlightCs w:val="yellow"/>
+              </w:rPr>
+              <w:t xml:space="preserve">adresse complète</w:t>
+            </w:r>
+          </w:p>
+          <w:p>
+            <w:pPr>
+              <w:spacing w:after="30" w:line="235"/>
+            </w:pPr>
+            <w:r>
+              <w:rPr>
+                <w:rFonts w:ascii="Cambria" w:cs="Cambria" w:eastAsia="Cambria" w:hAnsi="Cambria"/>
+                <w:b/>
+                <w:bCs/>
+                <w:color w:val="17232A"/>
+                <w:sz w:val="17"/>
+                <w:szCs w:val="17"/>
+              </w:rPr>
+              <w:t xml:space="preserve">SIRET :</w:t>
+            </w:r>
+            <w:r>
+              <w:rPr>
+                <w:rFonts w:ascii="Cambria" w:cs="Cambria" w:eastAsia="Cambria" w:hAnsi="Cambria"/>
+                <w:color w:val="17232A"/>
+                <w:sz w:val="17"/>
+                <w:szCs w:val="17"/>
+              </w:rPr>
+              <w:t xml:space="preserve"> </w:t>
+            </w:r>
+            <w:r>
+              <w:rPr>
+                <w:rFonts w:ascii="Arial" w:cs="Arial" w:eastAsia="Arial" w:hAnsi="Arial"/>
+                <w:i/>
+                <w:iCs/>
+                <w:color w:val="6B4B12"/>
+                <w:sz w:val="16"/>
+                <w:szCs w:val="16"/>
+                <w:highlight w:val="yellow"/>
+                <w:highlightCs w:val="yellow"/>
+              </w:rPr>
+              <w:t xml:space="preserve">SIRET du centre</w:t>
+            </w:r>
+          </w:p>
+          <w:p>
+            <w:pPr>
+              <w:spacing w:after="30" w:line="235"/>
+            </w:pPr>
+            <w:r>
+              <w:rPr>
+                <w:rFonts w:ascii="Cambria" w:cs="Cambria" w:eastAsia="Cambria" w:hAnsi="Cambria"/>
+                <w:b/>
+                <w:bCs/>
+                <w:color w:val="17232A"/>
+                <w:sz w:val="17"/>
+                <w:szCs w:val="17"/>
+              </w:rPr>
+              <w:t xml:space="preserve">Entité juridique :</w:t>
+            </w:r>
+            <w:r>
+              <w:rPr>
+                <w:rFonts w:ascii="Cambria" w:cs="Cambria" w:eastAsia="Cambria" w:hAnsi="Cambria"/>
+                <w:color w:val="17232A"/>
+                <w:sz w:val="17"/>
+                <w:szCs w:val="17"/>
+              </w:rPr>
+              <w:t xml:space="preserve"> SOGECA, SAS au capital de 145 900 €, siège social 6 rue Fructidor, 93400 Saint-Ouen-sur-Seine, RCS Bobigny 308 895 770</w:t>
+            </w:r>
+          </w:p>
+          <w:p>
+            <w:pPr>
+              <w:spacing w:after="30" w:line="235"/>
+            </w:pPr>
+            <w:r>
+              <w:rPr>
+                <w:rFonts w:ascii="Cambria" w:cs="Cambria" w:eastAsia="Cambria" w:hAnsi="Cambria"/>
+                <w:b/>
+                <w:bCs/>
+                <w:color w:val="17232A"/>
+                <w:sz w:val="17"/>
+                <w:szCs w:val="17"/>
+              </w:rPr>
+              <w:t xml:space="preserve">Horaires d'ouverture :</w:t>
+            </w:r>
+            <w:r>
+              <w:rPr>
+                <w:rFonts w:ascii="Cambria" w:cs="Cambria" w:eastAsia="Cambria" w:hAnsi="Cambria"/>
+                <w:color w:val="17232A"/>
+                <w:sz w:val="17"/>
+                <w:szCs w:val="17"/>
+              </w:rPr>
+              <w:t xml:space="preserve"> </w:t>
+            </w:r>
+            <w:r>
+              <w:rPr>
+                <w:rFonts w:ascii="Arial" w:cs="Arial" w:eastAsia="Arial" w:hAnsi="Arial"/>
+                <w:i/>
+                <w:iCs/>
+                <w:color w:val="6B4B12"/>
+                <w:sz w:val="16"/>
+                <w:szCs w:val="16"/>
+                <w:highlight w:val="yellow"/>
+                <w:highlightCs w:val="yellow"/>
+              </w:rPr>
+              <w:t xml:space="preserve">horaires</w:t>
+            </w:r>
+          </w:p>
+          <w:p>
+            <w:pPr>
+              <w:spacing w:after="30" w:line="235"/>
+            </w:pPr>
+            <w:r>
+              <w:rPr>
+                <w:rFonts w:ascii="Cambria" w:cs="Cambria" w:eastAsia="Cambria" w:hAnsi="Cambria"/>
+                <w:b/>
+                <w:bCs/>
+                <w:color w:val="17232A"/>
+                <w:sz w:val="17"/>
+                <w:szCs w:val="17"/>
+              </w:rPr>
+              <w:t xml:space="preserve">Horaires spécifiques pour la collecte :</w:t>
+            </w:r>
+            <w:r>
+              <w:rPr>
+                <w:rFonts w:ascii="Cambria" w:cs="Cambria" w:eastAsia="Cambria" w:hAnsi="Cambria"/>
+                <w:color w:val="17232A"/>
+                <w:sz w:val="17"/>
+                <w:szCs w:val="17"/>
+              </w:rPr>
+              <w:t xml:space="preserve"> identiques aux horaires d'ouverture</w:t>
+            </w:r>
+          </w:p>
+          <w:p>
+            <w:pPr>
+              <w:spacing w:after="30" w:line="235"/>
+            </w:pPr>
+            <w:r>
+              <w:rPr>
+                <w:rFonts w:ascii="Cambria" w:cs="Cambria" w:eastAsia="Cambria" w:hAnsi="Cambria"/>
+                <w:b/>
+                <w:bCs/>
+                <w:color w:val="17232A"/>
+                <w:sz w:val="17"/>
+                <w:szCs w:val="17"/>
+              </w:rPr>
+              <w:t xml:space="preserve">Personne référente :</w:t>
+            </w:r>
+            <w:r>
+              <w:rPr>
+                <w:rFonts w:ascii="Cambria" w:cs="Cambria" w:eastAsia="Cambria" w:hAnsi="Cambria"/>
+                <w:color w:val="17232A"/>
+                <w:sz w:val="17"/>
+                <w:szCs w:val="17"/>
+              </w:rPr>
+              <w:t xml:space="preserve"> </w:t>
+            </w:r>
+            <w:r>
+              <w:rPr>
+                <w:rFonts w:ascii="Arial" w:cs="Arial" w:eastAsia="Arial" w:hAnsi="Arial"/>
+                <w:i/>
+                <w:iCs/>
+                <w:color w:val="6B4B12"/>
+                <w:sz w:val="16"/>
+                <w:szCs w:val="16"/>
+                <w:highlight w:val="yellow"/>
+                <w:highlightCs w:val="yellow"/>
+              </w:rPr>
+              <w:t xml:space="preserve">nom, prénom</w:t>
+            </w:r>
+            <w:r>
+              <w:rPr>
+                <w:rFonts w:ascii="Cambria" w:cs="Cambria" w:eastAsia="Cambria" w:hAnsi="Cambria"/>
+                <w:color w:val="17232A"/>
+                <w:sz w:val="17"/>
+                <w:szCs w:val="17"/>
+              </w:rPr>
+              <w:t xml:space="preserve"> — </w:t>
+            </w:r>
+            <w:r>
+              <w:rPr>
+                <w:rFonts w:ascii="Arial" w:cs="Arial" w:eastAsia="Arial" w:hAnsi="Arial"/>
+                <w:i/>
+                <w:iCs/>
+                <w:color w:val="6B4B12"/>
+                <w:sz w:val="16"/>
+                <w:szCs w:val="16"/>
+                <w:highlight w:val="yellow"/>
+                <w:highlightCs w:val="yellow"/>
+              </w:rPr>
+              <w:t xml:space="preserve">téléphone</w:t>
+            </w:r>
+            <w:r>
+              <w:rPr>
+                <w:rFonts w:ascii="Cambria" w:cs="Cambria" w:eastAsia="Cambria" w:hAnsi="Cambria"/>
+                <w:color w:val="17232A"/>
+                <w:sz w:val="17"/>
+                <w:szCs w:val="17"/>
+              </w:rPr>
+              <w:t xml:space="preserve"> — </w:t>
+            </w:r>
+            <w:r>
+              <w:rPr>
+                <w:rFonts w:ascii="Arial" w:cs="Arial" w:eastAsia="Arial" w:hAnsi="Arial"/>
+                <w:i/>
+                <w:iCs/>
+                <w:color w:val="6B4B12"/>
+                <w:sz w:val="16"/>
+                <w:szCs w:val="16"/>
+                <w:highlight w:val="yellow"/>
+                <w:highlightCs w:val="yellow"/>
+              </w:rPr>
+              <w:t xml:space="preserve">e-mail</w:t>
+            </w:r>
+          </w:p>
+          <w:p>
+            <w:pPr>
+              <w:spacing w:after="30" w:line="235"/>
+            </w:pPr>
+            <w:r>
+              <w:rPr>
+                <w:rFonts w:ascii="Cambria" w:cs="Cambria" w:eastAsia="Cambria" w:hAnsi="Cambria"/>
+                <w:b/>
+                <w:bCs/>
+                <w:color w:val="17232A"/>
+                <w:sz w:val="17"/>
+                <w:szCs w:val="17"/>
+              </w:rPr>
+              <w:t xml:space="preserve">Gisement annuel estimé :</w:t>
+            </w:r>
+            <w:r>
+              <w:rPr>
+                <w:rFonts w:ascii="Cambria" w:cs="Cambria" w:eastAsia="Cambria" w:hAnsi="Cambria"/>
+                <w:color w:val="17232A"/>
+                <w:sz w:val="17"/>
+                <w:szCs w:val="17"/>
+              </w:rPr>
+              <w:t xml:space="preserve"> </w:t>
+            </w:r>
+            <w:r>
+              <w:rPr>
+                <w:rFonts w:ascii="Arial" w:cs="Arial" w:eastAsia="Arial" w:hAnsi="Arial"/>
+                <w:i/>
+                <w:iCs/>
+                <w:color w:val="6B4B12"/>
+                <w:sz w:val="16"/>
+                <w:szCs w:val="16"/>
+                <w:highlight w:val="yellow"/>
+                <w:highlightCs w:val="yellow"/>
+              </w:rPr>
+              <w:t xml:space="preserve">en kg</w:t>
+            </w:r>
+            <w:r>
+              <w:rPr>
+                <w:rFonts w:ascii="Cambria" w:cs="Cambria" w:eastAsia="Cambria" w:hAnsi="Cambria"/>
+                <w:color w:val="17232A"/>
+                <w:sz w:val="17"/>
+                <w:szCs w:val="17"/>
+              </w:rPr>
+              <w:t xml:space="preserve">, exclusivement des piles boutons d'aides auditives</w:t>
+            </w:r>
+          </w:p>
+          <w:p>
+            <w:pPr>
+              <w:spacing w:after="60" w:line="235"/>
+            </w:pPr>
+          </w:p>
+          <w:p>
+            <w:pPr>
+              <w:spacing w:after="30" w:line="235"/>
+            </w:pPr>
+            <w:r>
+              <w:rPr>
+                <w:rFonts w:ascii="Cambria" w:cs="Cambria" w:eastAsia="Cambria" w:hAnsi="Cambria"/>
+                <w:color w:val="17232A"/>
+                <w:sz w:val="17"/>
+                <w:szCs w:val="17"/>
+              </w:rPr>
+              <w:t xml:space="preserve">Les photos du stock sont jointes au présent message.</w:t>
+            </w:r>
+          </w:p>
+          <w:p>
+            <w:pPr>
+              <w:spacing w:after="60" w:line="235"/>
+            </w:pPr>
+          </w:p>
+          <w:p>
+            <w:pPr>
+              <w:spacing w:after="30" w:line="235"/>
+            </w:pPr>
+            <w:r>
+              <w:rPr>
+                <w:rFonts w:ascii="Cambria" w:cs="Cambria" w:eastAsia="Cambria" w:hAnsi="Cambria"/>
+                <w:color w:val="17232A"/>
+                <w:sz w:val="17"/>
+                <w:szCs w:val="17"/>
+              </w:rPr>
+              <w:t xml:space="preserve">Bien cordialement,</w:t>
+            </w:r>
+          </w:p>
+        </w:tc>
+      </w:tr>
+    </w:tbl>
+    <w:p>
+      <w:pPr>
+        <w:keepNext/>
+        <w:spacing w:after="30" w:before="180"/>
+      </w:pPr>
+      <w:r>
+        <w:rPr>
+          <w:rFonts w:ascii="Arial" w:cs="Arial" w:eastAsia="Arial" w:hAnsi="Arial"/>
+          <w:b/>
+          <w:bCs/>
+          <w:color w:val="0D5C63"/>
+          <w:spacing w:val="25"/>
+          <w:sz w:val="13"/>
+          <w:szCs w:val="13"/>
+        </w:rPr>
+        <w:t xml:space="preserve">ÉTAPE 3</w:t>
+      </w:r>
+    </w:p>
+    <w:p>
+      <w:pPr>
+        <w:keepNext/>
+        <w:spacing w:after="60"/>
+      </w:pPr>
+      <w:r>
+        <w:rPr>
+          <w:rFonts w:ascii="Arial" w:cs="Arial" w:eastAsia="Arial" w:hAnsi="Arial"/>
+          <w:b/>
+          <w:bCs/>
+          <w:color w:val="17232A"/>
+          <w:sz w:val="19"/>
+          <w:szCs w:val="19"/>
+        </w:rPr>
+        <w:t xml:space="preserve">Recevoir et compléter le contrat</w:t>
+      </w:r>
+    </w:p>
+    <w:p>
+      <w:pPr>
+        <w:spacing w:after="58" w:line="240"/>
+      </w:pPr>
+      <w:r>
+        <w:rPr>
+          <w:rFonts w:ascii="Cambria" w:cs="Cambria" w:eastAsia="Cambria" w:hAnsi="Cambria"/>
+          <w:color w:val="17232A"/>
+          <w:sz w:val="18"/>
+          <w:szCs w:val="18"/>
+        </w:rPr>
+        <w:t xml:space="preserve">ecosystem renvoie trois fichiers : le </w:t>
+      </w:r>
+      <w:r>
+        <w:rPr>
+          <w:rFonts w:ascii="Cambria" w:cs="Cambria" w:eastAsia="Cambria" w:hAnsi="Cambria"/>
+          <w:b/>
+          <w:bCs/>
+          <w:color w:val="17232A"/>
+          <w:sz w:val="18"/>
+          <w:szCs w:val="18"/>
+        </w:rPr>
+        <w:t xml:space="preserve">contrat d'enlèvement des batteries</w:t>
+      </w:r>
+      <w:r>
+        <w:rPr>
+          <w:rFonts w:ascii="Cambria" w:cs="Cambria" w:eastAsia="Cambria" w:hAnsi="Cambria"/>
+          <w:color w:val="17232A"/>
+          <w:sz w:val="18"/>
+          <w:szCs w:val="18"/>
+        </w:rPr>
+        <w:t xml:space="preserve">, l'</w:t>
+      </w:r>
+      <w:r>
+        <w:rPr>
+          <w:rFonts w:ascii="Cambria" w:cs="Cambria" w:eastAsia="Cambria" w:hAnsi="Cambria"/>
+          <w:b/>
+          <w:bCs/>
+          <w:color w:val="17232A"/>
+          <w:sz w:val="18"/>
+          <w:szCs w:val="18"/>
+        </w:rPr>
+        <w:t xml:space="preserve">annexe A</w:t>
+      </w:r>
+      <w:r>
+        <w:rPr>
+          <w:rFonts w:ascii="Cambria" w:cs="Cambria" w:eastAsia="Cambria" w:hAnsi="Cambria"/>
+          <w:color w:val="17232A"/>
+          <w:sz w:val="18"/>
+          <w:szCs w:val="18"/>
+        </w:rPr>
+        <w:t xml:space="preserve"> (fiche d'identification) et l'</w:t>
+      </w:r>
+      <w:r>
+        <w:rPr>
+          <w:rFonts w:ascii="Cambria" w:cs="Cambria" w:eastAsia="Cambria" w:hAnsi="Cambria"/>
+          <w:b/>
+          <w:bCs/>
+          <w:color w:val="17232A"/>
+          <w:sz w:val="18"/>
+          <w:szCs w:val="18"/>
+        </w:rPr>
+        <w:t xml:space="preserve">annexe B</w:t>
+      </w:r>
+      <w:r>
+        <w:rPr>
+          <w:rFonts w:ascii="Cambria" w:cs="Cambria" w:eastAsia="Cambria" w:hAnsi="Cambria"/>
+          <w:color w:val="17232A"/>
+          <w:sz w:val="18"/>
+          <w:szCs w:val="18"/>
+        </w:rPr>
+        <w:t xml:space="preserve"> (conditions d'enlèvement). Les traiter ainsi :</w:t>
       </w:r>
     </w:p>
     <w:p>
@@ -1163,11 +1455,22 @@
       <w:r>
         <w:rPr>
           <w:rFonts w:ascii="Cambria" w:cs="Cambria" w:eastAsia="Cambria" w:hAnsi="Cambria"/>
-          <w:color w:val="17232A"/>
-          <w:sz w:val="18"/>
-          <w:szCs w:val="18"/>
-        </w:rPr>
-        <w:t xml:space="preserve">gisement annuel estimé et nature des piles ;</w:t>
+          <w:b/>
+          <w:bCs/>
+          <w:color w:val="17232A"/>
+          <w:sz w:val="18"/>
+          <w:szCs w:val="18"/>
+        </w:rPr>
+        <w:t xml:space="preserve">Télécharger les fichiers au format Word.</w:t>
+      </w:r>
+      <w:r>
+        <w:rPr>
+          <w:rFonts w:ascii="Cambria" w:cs="Cambria" w:eastAsia="Cambria" w:hAnsi="Cambria"/>
+          <w:color w:val="17232A"/>
+          <w:sz w:val="18"/>
+          <w:szCs w:val="18"/>
+        </w:rPr>
+        <w:t xml:space="preserve"> Ne pas les convertir en PDF, ne pas les imprimer pour les remplir à la main.</w:t>
       </w:r>
     </w:p>
     <w:p>
@@ -1182,46 +1485,22 @@
       <w:r>
         <w:rPr>
           <w:rFonts w:ascii="Cambria" w:cs="Cambria" w:eastAsia="Cambria" w:hAnsi="Cambria"/>
-          <w:color w:val="17232A"/>
-          <w:sz w:val="18"/>
-          <w:szCs w:val="18"/>
-        </w:rPr>
-        <w:t xml:space="preserve">photos du stock.</w:t>
-      </w:r>
-    </w:p>
-    <w:p>
-      <w:pPr>
-        <w:keepNext/>
-        <w:spacing w:after="30" w:before="180"/>
-      </w:pPr>
-      <w:r>
-        <w:rPr>
-          <w:rFonts w:ascii="Arial" w:cs="Arial" w:eastAsia="Arial" w:hAnsi="Arial"/>
-          <w:b/>
-          <w:bCs/>
-          <w:color w:val="0D5C63"/>
-          <w:spacing w:val="25"/>
-          <w:sz w:val="13"/>
-          <w:szCs w:val="13"/>
-        </w:rPr>
-        <w:t xml:space="preserve">ÉTAPE 2</w:t>
-      </w:r>
-    </w:p>
-    <w:p>
-      <w:pPr>
-        <w:keepNext/>
-        <w:spacing w:after="60"/>
-      </w:pPr>
-      <w:r>
-        <w:rPr>
-          <w:rFonts w:ascii="Arial" w:cs="Arial" w:eastAsia="Arial" w:hAnsi="Arial"/>
-          <w:b/>
-          <w:bCs/>
-          <w:color w:val="17232A"/>
-          <w:sz w:val="19"/>
-          <w:szCs w:val="19"/>
-        </w:rPr>
-        <w:t xml:space="preserve">Compléter le contrat</w:t>
+          <w:b/>
+          <w:bCs/>
+          <w:color w:val="17232A"/>
+          <w:sz w:val="18"/>
+          <w:szCs w:val="18"/>
+        </w:rPr>
+        <w:t xml:space="preserve">Contrat, première page</w:t>
+      </w:r>
+      <w:r>
+        <w:rPr>
+          <w:rFonts w:ascii="Cambria" w:cs="Cambria" w:eastAsia="Cambria" w:hAnsi="Cambria"/>
+          <w:color w:val="17232A"/>
+          <w:sz w:val="18"/>
+          <w:szCs w:val="18"/>
+        </w:rPr>
+        <w:t xml:space="preserve"> — dans le bloc laissé vide après « ET », saisir l'identité juridique : SOGECA, SAS au capital de 145 900 €, siège social 6 rue Fructidor, 93400 Saint-Ouen-sur-Seine, RCS Bobigny 308 895 770.</w:t>
       </w:r>
     </w:p>
     <w:p>
@@ -1236,31 +1515,42 @@
       <w:r>
         <w:rPr>
           <w:rFonts w:ascii="Cambria" w:cs="Cambria" w:eastAsia="Cambria" w:hAnsi="Cambria"/>
-          <w:color w:val="17232A"/>
-          <w:sz w:val="18"/>
-          <w:szCs w:val="18"/>
-        </w:rPr>
-        <w:t xml:space="preserve">Télécharger les documents </w:t>
-      </w:r>
-      <w:r>
-        <w:rPr>
-          <w:rFonts w:ascii="Cambria" w:cs="Cambria" w:eastAsia="Cambria" w:hAnsi="Cambria"/>
-          <w:b/>
-          <w:bCs/>
-          <w:color w:val="17232A"/>
-          <w:sz w:val="18"/>
-          <w:szCs w:val="18"/>
-        </w:rPr>
-        <w:t xml:space="preserve">au format Word</w:t>
-      </w:r>
-      <w:r>
-        <w:rPr>
-          <w:rFonts w:ascii="Cambria" w:cs="Cambria" w:eastAsia="Cambria" w:hAnsi="Cambria"/>
-          <w:color w:val="17232A"/>
-          <w:sz w:val="18"/>
-          <w:szCs w:val="18"/>
-        </w:rPr>
-        <w:t xml:space="preserve"> : contrat, annexe A (fiche d'identification) et annexe B (conditions d'enlèvement).</w:t>
+          <w:b/>
+          <w:bCs/>
+          <w:color w:val="17232A"/>
+          <w:sz w:val="18"/>
+          <w:szCs w:val="18"/>
+        </w:rPr>
+        <w:t xml:space="preserve">Contrat, article 1</w:t>
+      </w:r>
+      <w:r>
+        <w:rPr>
+          <w:rFonts w:ascii="Cambria" w:cs="Cambria" w:eastAsia="Cambria" w:hAnsi="Cambria"/>
+          <w:color w:val="17232A"/>
+          <w:sz w:val="18"/>
+          <w:szCs w:val="18"/>
+        </w:rPr>
+        <w:t xml:space="preserve"> — cocher la case </w:t>
+      </w:r>
+      <w:r>
+        <w:rPr>
+          <w:rFonts w:ascii="Cambria" w:cs="Cambria" w:eastAsia="Cambria" w:hAnsi="Cambria"/>
+          <w:b/>
+          <w:bCs/>
+          <w:color w:val="17232A"/>
+          <w:sz w:val="18"/>
+          <w:szCs w:val="18"/>
+        </w:rPr>
+        <w:t xml:space="preserve">Catégorie 1 « Batteries portables »</w:t>
+      </w:r>
+      <w:r>
+        <w:rPr>
+          <w:rFonts w:ascii="Cambria" w:cs="Cambria" w:eastAsia="Cambria" w:hAnsi="Cambria"/>
+          <w:color w:val="17232A"/>
+          <w:sz w:val="18"/>
+          <w:szCs w:val="18"/>
+        </w:rPr>
+        <w:t xml:space="preserve">. C'est la catégorie des piles boutons d'aides auditives ; ne rien cocher d'autre.</w:t>
       </w:r>
     </w:p>
     <w:p>
@@ -1275,51 +1565,22 @@
       <w:r>
         <w:rPr>
           <w:rFonts w:ascii="Cambria" w:cs="Cambria" w:eastAsia="Cambria" w:hAnsi="Cambria"/>
-          <w:color w:val="17232A"/>
-          <w:sz w:val="18"/>
-          <w:szCs w:val="18"/>
-        </w:rPr>
-        <w:t xml:space="preserve">Renseigner les coordonnées du </w:t>
-      </w:r>
-      <w:r>
-        <w:rPr>
-          <w:rFonts w:ascii="Cambria" w:cs="Cambria" w:eastAsia="Cambria" w:hAnsi="Cambria"/>
-          <w:b/>
-          <w:bCs/>
-          <w:color w:val="17232A"/>
-          <w:sz w:val="18"/>
-          <w:szCs w:val="18"/>
-        </w:rPr>
-        <w:t xml:space="preserve">siège social</w:t>
-      </w:r>
-      <w:r>
-        <w:rPr>
-          <w:rFonts w:ascii="Cambria" w:cs="Cambria" w:eastAsia="Cambria" w:hAnsi="Cambria"/>
-          <w:color w:val="17232A"/>
-          <w:sz w:val="18"/>
-          <w:szCs w:val="18"/>
-        </w:rPr>
-        <w:t xml:space="preserve"> depuis un ordinateur, </w:t>
-      </w:r>
-      <w:r>
-        <w:rPr>
-          <w:rFonts w:ascii="Cambria" w:cs="Cambria" w:eastAsia="Cambria" w:hAnsi="Cambria"/>
-          <w:b/>
-          <w:bCs/>
-          <w:color w:val="17232A"/>
-          <w:sz w:val="18"/>
-          <w:szCs w:val="18"/>
-        </w:rPr>
-        <w:t xml:space="preserve">sans dater ni signer</w:t>
-      </w:r>
-      <w:r>
-        <w:rPr>
-          <w:rFonts w:ascii="Cambria" w:cs="Cambria" w:eastAsia="Cambria" w:hAnsi="Cambria"/>
-          <w:color w:val="17232A"/>
-          <w:sz w:val="18"/>
-          <w:szCs w:val="18"/>
-        </w:rPr>
-        <w:t xml:space="preserve">.</w:t>
+          <w:b/>
+          <w:bCs/>
+          <w:color w:val="17232A"/>
+          <w:sz w:val="18"/>
+          <w:szCs w:val="18"/>
+        </w:rPr>
+        <w:t xml:space="preserve">Annexe A</w:t>
+      </w:r>
+      <w:r>
+        <w:rPr>
+          <w:rFonts w:ascii="Cambria" w:cs="Cambria" w:eastAsia="Cambria" w:hAnsi="Cambria"/>
+          <w:color w:val="17232A"/>
+          <w:sz w:val="18"/>
+          <w:szCs w:val="18"/>
+        </w:rPr>
+        <w:t xml:space="preserve"> — une ligne par centre concerné : nom de la structure, adresse d'enlèvement, code postal, ville, SIRET, contact référent opérationnel, e-mail et téléphone. Cette liste peut être mise à jour plus tard par simple échange écrit.</w:t>
       </w:r>
     </w:p>
     <w:p>
@@ -1334,167 +1595,22 @@
       <w:r>
         <w:rPr>
           <w:rFonts w:ascii="Cambria" w:cs="Cambria" w:eastAsia="Cambria" w:hAnsi="Cambria"/>
-          <w:color w:val="17232A"/>
-          <w:sz w:val="18"/>
-          <w:szCs w:val="18"/>
-        </w:rPr>
-        <w:t xml:space="preserve">À l'article 1, cocher la </w:t>
-      </w:r>
-      <w:r>
-        <w:rPr>
-          <w:rFonts w:ascii="Cambria" w:cs="Cambria" w:eastAsia="Cambria" w:hAnsi="Cambria"/>
-          <w:b/>
-          <w:bCs/>
-          <w:color w:val="17232A"/>
-          <w:sz w:val="18"/>
-          <w:szCs w:val="18"/>
-        </w:rPr>
-        <w:t xml:space="preserve">catégorie 1 « Batteries portables »</w:t>
-      </w:r>
-      <w:r>
-        <w:rPr>
-          <w:rFonts w:ascii="Cambria" w:cs="Cambria" w:eastAsia="Cambria" w:hAnsi="Cambria"/>
-          <w:color w:val="17232A"/>
-          <w:sz w:val="18"/>
-          <w:szCs w:val="18"/>
-        </w:rPr>
-        <w:t xml:space="preserve"> : c'est celle des piles boutons d'aides auditives.</w:t>
-      </w:r>
-    </w:p>
-    <w:p>
-      <w:pPr>
-        <w:pStyle w:val="ListParagraph"/>
-        <w:numPr>
-          <w:ilvl w:val="0"/>
-          <w:numId w:val="2"/>
-        </w:numPr>
-        <w:spacing w:after="38" w:line="240"/>
-      </w:pPr>
-      <w:r>
-        <w:rPr>
-          <w:rFonts w:ascii="Cambria" w:cs="Cambria" w:eastAsia="Cambria" w:hAnsi="Cambria"/>
-          <w:color w:val="17232A"/>
-          <w:sz w:val="18"/>
-          <w:szCs w:val="18"/>
-        </w:rPr>
-        <w:t xml:space="preserve">Renvoyer les documents </w:t>
-      </w:r>
-      <w:r>
-        <w:rPr>
-          <w:rFonts w:ascii="Cambria" w:cs="Cambria" w:eastAsia="Cambria" w:hAnsi="Cambria"/>
-          <w:b/>
-          <w:bCs/>
-          <w:color w:val="17232A"/>
-          <w:sz w:val="18"/>
-          <w:szCs w:val="18"/>
-        </w:rPr>
-        <w:t xml:space="preserve">au format Word</w:t>
-      </w:r>
-      <w:r>
-        <w:rPr>
-          <w:rFonts w:ascii="Cambria" w:cs="Cambria" w:eastAsia="Cambria" w:hAnsi="Cambria"/>
-          <w:color w:val="17232A"/>
-          <w:sz w:val="18"/>
-          <w:szCs w:val="18"/>
-        </w:rPr>
-        <w:t xml:space="preserve"> à </w:t>
-      </w:r>
-      <w:r>
-        <w:rPr>
-          <w:rFonts w:ascii="Consolas" w:cs="Consolas" w:eastAsia="Consolas" w:hAnsi="Consolas"/>
-          <w:color w:val="0D5C63"/>
-          <w:sz w:val="16"/>
-          <w:szCs w:val="16"/>
-          <w:shd w:fill="EDF2F1" w:color="auto" w:val="clear"/>
-        </w:rPr>
-        <w:t xml:space="preserve">contacteznous@ecosystem.eco</w:t>
-      </w:r>
-      <w:r>
-        <w:rPr>
-          <w:rFonts w:ascii="Cambria" w:cs="Cambria" w:eastAsia="Cambria" w:hAnsi="Cambria"/>
-          <w:color w:val="17232A"/>
-          <w:sz w:val="18"/>
-          <w:szCs w:val="18"/>
-        </w:rPr>
-        <w:t xml:space="preserve">.</w:t>
-      </w:r>
-    </w:p>
-    <w:p>
-      <w:pPr>
-        <w:pStyle w:val="ListParagraph"/>
-        <w:numPr>
-          <w:ilvl w:val="0"/>
-          <w:numId w:val="2"/>
-        </w:numPr>
-        <w:spacing w:after="38" w:line="240"/>
-      </w:pPr>
-      <w:r>
-        <w:rPr>
-          <w:rFonts w:ascii="Cambria" w:cs="Cambria" w:eastAsia="Cambria" w:hAnsi="Cambria"/>
-          <w:color w:val="17232A"/>
-          <w:sz w:val="18"/>
-          <w:szCs w:val="18"/>
-        </w:rPr>
-        <w:t xml:space="preserve">Communiquer l'</w:t>
-      </w:r>
-      <w:r>
-        <w:rPr>
-          <w:rFonts w:ascii="Cambria" w:cs="Cambria" w:eastAsia="Cambria" w:hAnsi="Cambria"/>
-          <w:b/>
-          <w:bCs/>
-          <w:color w:val="17232A"/>
-          <w:sz w:val="18"/>
-          <w:szCs w:val="18"/>
-        </w:rPr>
-        <w:t xml:space="preserve">adresse e-mail nominative</w:t>
-      </w:r>
-      <w:r>
-        <w:rPr>
-          <w:rFonts w:ascii="Cambria" w:cs="Cambria" w:eastAsia="Cambria" w:hAnsi="Cambria"/>
-          <w:color w:val="17232A"/>
-          <w:sz w:val="18"/>
-          <w:szCs w:val="18"/>
-        </w:rPr>
-        <w:t xml:space="preserve"> du signataire habilité : le système de signature refuse les adresses génériques.</w:t>
-      </w:r>
-    </w:p>
-    <w:p>
-      <w:pPr>
-        <w:pStyle w:val="ListParagraph"/>
-        <w:numPr>
-          <w:ilvl w:val="0"/>
-          <w:numId w:val="2"/>
-        </w:numPr>
-        <w:spacing w:after="38" w:line="240"/>
-      </w:pPr>
-      <w:r>
-        <w:rPr>
-          <w:rFonts w:ascii="Cambria" w:cs="Cambria" w:eastAsia="Cambria" w:hAnsi="Cambria"/>
-          <w:color w:val="17232A"/>
-          <w:sz w:val="18"/>
-          <w:szCs w:val="18"/>
-        </w:rPr>
-        <w:t xml:space="preserve">ecosystem signe, puis un lien </w:t>
-      </w:r>
-      <w:r>
-        <w:rPr>
-          <w:rFonts w:ascii="Cambria" w:cs="Cambria" w:eastAsia="Cambria" w:hAnsi="Cambria"/>
-          <w:b/>
-          <w:bCs/>
-          <w:color w:val="17232A"/>
-          <w:sz w:val="18"/>
-          <w:szCs w:val="18"/>
-        </w:rPr>
-        <w:t xml:space="preserve">DocuSign</w:t>
-      </w:r>
-      <w:r>
-        <w:rPr>
-          <w:rFonts w:ascii="Cambria" w:cs="Cambria" w:eastAsia="Cambria" w:hAnsi="Cambria"/>
-          <w:color w:val="17232A"/>
-          <w:sz w:val="18"/>
-          <w:szCs w:val="18"/>
-        </w:rPr>
-        <w:t xml:space="preserve"> est envoyé au signataire, qui date et signe en ligne.</w:t>
+          <w:b/>
+          <w:bCs/>
+          <w:color w:val="17232A"/>
+          <w:sz w:val="18"/>
+          <w:szCs w:val="18"/>
+        </w:rPr>
+        <w:t xml:space="preserve">Annexe B</w:t>
+      </w:r>
+      <w:r>
+        <w:rPr>
+          <w:rFonts w:ascii="Cambria" w:cs="Cambria" w:eastAsia="Cambria" w:hAnsi="Cambria"/>
+          <w:color w:val="17232A"/>
+          <w:sz w:val="18"/>
+          <w:szCs w:val="18"/>
+        </w:rPr>
+        <w:t xml:space="preserve"> — rien à remplir : elle renvoie au paragraphe G des conditions générales.</w:t>
       </w:r>
     </w:p>
     <w:p>
@@ -1507,7 +1623,7 @@
         <w:tblW w:type="dxa" w:w="9864"/>
         <w:tblBorders>
           <w:top w:val="none"/>
-          <w:left w:val="single" w:color="0D5C63" w:sz="18"/>
+          <w:left w:val="single" w:color="8A5A12" w:sz="18"/>
           <w:bottom w:val="none"/>
           <w:right w:val="none"/>
           <w:insideH w:val="none"/>
@@ -1521,7 +1637,7 @@
         <w:tc>
           <w:tcPr>
             <w:tcW w:type="dxa" w:w="9864"/>
-            <w:shd w:fill="E6F0F0" w:color="auto" w:val="clear"/>
+            <w:shd w:fill="F7EEDE" w:color="auto" w:val="clear"/>
             <w:tcMar>
               <w:top w:type="dxa" w:w="100"/>
               <w:left w:type="dxa" w:w="150"/>
@@ -1538,12 +1654,12 @@
                 <w:rFonts w:ascii="Arial" w:cs="Arial" w:eastAsia="Arial" w:hAnsi="Arial"/>
                 <w:b/>
                 <w:bCs/>
-                <w:color w:val="0D5C63"/>
+                <w:color w:val="8A5A12"/>
                 <w:spacing w:val="25"/>
                 <w:sz w:val="13"/>
                 <w:szCs w:val="13"/>
               </w:rPr>
-              <w:t xml:space="preserve">IDENTITÉ JURIDIQUE À SAISIR</w:t>
+              <w:t xml:space="preserve">NE PAS DATER, NE PAS SIGNER</w:t>
             </w:r>
           </w:p>
           <w:p>
@@ -1557,7 +1673,7 @@
                 <w:sz w:val="17"/>
                 <w:szCs w:val="17"/>
               </w:rPr>
-              <w:t xml:space="preserve">Les centres relèvent de </w:t>
+              <w:t xml:space="preserve">Les documents doivent revenir </w:t>
             </w:r>
             <w:r>
               <w:rPr>
@@ -1568,36 +1684,16 @@
                 <w:sz w:val="17"/>
                 <w:szCs w:val="17"/>
               </w:rPr>
-              <w:t xml:space="preserve">SOGECA</w:t>
-            </w:r>
-            <w:r>
-              <w:rPr>
-                <w:rFonts w:ascii="Cambria" w:cs="Cambria" w:eastAsia="Cambria" w:hAnsi="Cambria"/>
-                <w:color w:val="17232A"/>
-                <w:sz w:val="17"/>
-                <w:szCs w:val="17"/>
-              </w:rPr>
-              <w:t xml:space="preserve">, SAS au capital de 145 900 €, siège social 6 rue Fructidor, 93400 Saint-Ouen-sur-Seine, RCS Bobigny 308 895 770. Ces mentions sont identiques pour tous les centres ; </w:t>
-            </w:r>
-            <w:r>
-              <w:rPr>
-                <w:rFonts w:ascii="Cambria" w:cs="Cambria" w:eastAsia="Cambria" w:hAnsi="Cambria"/>
-                <w:b/>
-                <w:bCs/>
-                <w:color w:val="17232A"/>
-                <w:sz w:val="17"/>
-                <w:szCs w:val="17"/>
-              </w:rPr>
-              <w:t xml:space="preserve">seul le SIRET change</w:t>
-            </w:r>
-            <w:r>
-              <w:rPr>
-                <w:rFonts w:ascii="Cambria" w:cs="Cambria" w:eastAsia="Cambria" w:hAnsi="Cambria"/>
-                <w:color w:val="17232A"/>
-                <w:sz w:val="17"/>
-                <w:szCs w:val="17"/>
-              </w:rPr>
-              <w:t xml:space="preserve">, il est propre à chaque établissement.</w:t>
+              <w:t xml:space="preserve">complétés mais ni datés ni signés</w:t>
+            </w:r>
+            <w:r>
+              <w:rPr>
+                <w:rFonts w:ascii="Cambria" w:cs="Cambria" w:eastAsia="Cambria" w:hAnsi="Cambria"/>
+                <w:color w:val="17232A"/>
+                <w:sz w:val="17"/>
+                <w:szCs w:val="17"/>
+              </w:rPr>
+              <w:t xml:space="preserve"> : la date et la signature seront apposées électroniquement à la fin du processus. Un document signé à la main fait recommencer la procédure.</w:t>
             </w:r>
           </w:p>
         </w:tc>
@@ -1618,7 +1714,7 @@
           <w:sz w:val="13"/>
           <w:szCs w:val="13"/>
         </w:rPr>
-        <w:t xml:space="preserve">ÉTAPE 3</w:t>
+        <w:t xml:space="preserve">ÉTAPE 4</w:t>
       </w:r>
     </w:p>
     <w:p>
@@ -1635,72 +1731,7 @@
           <w:sz w:val="19"/>
           <w:szCs w:val="19"/>
         </w:rPr>
-        <w:t xml:space="preserve">Réception du matériel</w:t>
-      </w:r>
-    </w:p>
-    <w:p>
-      <w:pPr>
-        <w:spacing w:after="58" w:line="240"/>
-      </w:pPr>
-      <w:r>
-        <w:rPr>
-          <w:rFonts w:ascii="Cambria" w:cs="Cambria" w:eastAsia="Cambria" w:hAnsi="Cambria"/>
-          <w:color w:val="17232A"/>
-          <w:sz w:val="18"/>
-          <w:szCs w:val="18"/>
-        </w:rPr>
-        <w:t xml:space="preserve">Une fois le partenariat finalisé, le site reçoit les contenants et ses </w:t>
-      </w:r>
-      <w:r>
-        <w:rPr>
-          <w:rFonts w:ascii="Cambria" w:cs="Cambria" w:eastAsia="Cambria" w:hAnsi="Cambria"/>
-          <w:b/>
-          <w:bCs/>
-          <w:color w:val="17232A"/>
-          <w:sz w:val="18"/>
-          <w:szCs w:val="18"/>
-        </w:rPr>
-        <w:t xml:space="preserve">identifiants d'accès à l'espace en ligne</w:t>
-      </w:r>
-      <w:r>
-        <w:rPr>
-          <w:rFonts w:ascii="Cambria" w:cs="Cambria" w:eastAsia="Cambria" w:hAnsi="Cambria"/>
-          <w:color w:val="17232A"/>
-          <w:sz w:val="18"/>
-          <w:szCs w:val="18"/>
-        </w:rPr>
-        <w:t xml:space="preserve"> — chaque point d'enlèvement a les siens.</w:t>
-      </w:r>
-    </w:p>
-    <w:p>
-      <w:pPr>
-        <w:keepNext/>
-        <w:pBdr>
-          <w:top w:val="single" w:color="D3DBDB" w:sz="4" w:space="8"/>
-        </w:pBdr>
-        <w:spacing w:after="62" w:before="140"/>
-      </w:pPr>
-      <w:r>
-        <w:rPr>
-          <w:rFonts w:ascii="Arial" w:cs="Arial" w:eastAsia="Arial" w:hAnsi="Arial"/>
-          <w:b/>
-          <w:bCs/>
-          <w:color w:val="0D5C63"/>
-          <w:sz w:val="22"/>
-          <w:szCs w:val="22"/>
-        </w:rPr>
-        <w:t xml:space="preserve">4   </w:t>
-      </w:r>
-      <w:r>
-        <w:rPr>
-          <w:rFonts w:ascii="Arial" w:cs="Arial" w:eastAsia="Arial" w:hAnsi="Arial"/>
-          <w:b/>
-          <w:bCs/>
-          <w:color w:val="17232A"/>
-          <w:sz w:val="22"/>
-          <w:szCs w:val="22"/>
-        </w:rPr>
-        <w:t xml:space="preserve">Stocker et demander un enlèvement</w:t>
+        <w:t xml:space="preserve">Renvoyer et désigner le signataire</w:t>
       </w:r>
     </w:p>
     <w:p>
@@ -1719,27 +1750,46 @@
           <w:sz w:val="18"/>
           <w:szCs w:val="18"/>
         </w:rPr>
-        <w:t xml:space="preserve">Aménager une </w:t>
-      </w:r>
-      <w:r>
-        <w:rPr>
-          <w:rFonts w:ascii="Cambria" w:cs="Cambria" w:eastAsia="Cambria" w:hAnsi="Cambria"/>
-          <w:b/>
-          <w:bCs/>
-          <w:color w:val="17232A"/>
-          <w:sz w:val="18"/>
-          <w:szCs w:val="18"/>
-        </w:rPr>
-        <w:t xml:space="preserve">zone de stockage sécurisée</w:t>
-      </w:r>
-      <w:r>
-        <w:rPr>
-          <w:rFonts w:ascii="Cambria" w:cs="Cambria" w:eastAsia="Cambria" w:hAnsi="Cambria"/>
-          <w:color w:val="17232A"/>
-          <w:sz w:val="18"/>
-          <w:szCs w:val="18"/>
-        </w:rPr>
-        <w:t xml:space="preserve"> ; manipuler les piles avec précaution pour éviter tout endommagement et toute fuite.</w:t>
+        <w:t xml:space="preserve">Renvoyer les fichiers </w:t>
+      </w:r>
+      <w:r>
+        <w:rPr>
+          <w:rFonts w:ascii="Cambria" w:cs="Cambria" w:eastAsia="Cambria" w:hAnsi="Cambria"/>
+          <w:b/>
+          <w:bCs/>
+          <w:color w:val="17232A"/>
+          <w:sz w:val="18"/>
+          <w:szCs w:val="18"/>
+        </w:rPr>
+        <w:t xml:space="preserve">au format Word</w:t>
+      </w:r>
+      <w:r>
+        <w:rPr>
+          <w:rFonts w:ascii="Cambria" w:cs="Cambria" w:eastAsia="Cambria" w:hAnsi="Cambria"/>
+          <w:color w:val="17232A"/>
+          <w:sz w:val="18"/>
+          <w:szCs w:val="18"/>
+        </w:rPr>
+        <w:t xml:space="preserve"> à </w:t>
+      </w:r>
+      <w:r>
+        <w:rPr>
+          <w:rFonts w:ascii="Consolas" w:cs="Consolas" w:eastAsia="Consolas" w:hAnsi="Consolas"/>
+          <w:color w:val="0D5C63"/>
+          <w:sz w:val="16"/>
+          <w:szCs w:val="16"/>
+          <w:shd w:fill="EDF2F1" w:color="auto" w:val="clear"/>
+        </w:rPr>
+        <w:t xml:space="preserve">contacteznous@ecosystem.eco</w:t>
+      </w:r>
+      <w:r>
+        <w:rPr>
+          <w:rFonts w:ascii="Cambria" w:cs="Cambria" w:eastAsia="Cambria" w:hAnsi="Cambria"/>
+          <w:color w:val="17232A"/>
+          <w:sz w:val="18"/>
+          <w:szCs w:val="18"/>
+        </w:rPr>
+        <w:t xml:space="preserve">, en rappelant le numéro de demande.</w:t>
       </w:r>
     </w:p>
     <w:p>
@@ -1754,22 +1804,51 @@
       <w:r>
         <w:rPr>
           <w:rFonts w:ascii="Cambria" w:cs="Cambria" w:eastAsia="Cambria" w:hAnsi="Cambria"/>
-          <w:b/>
-          <w:bCs/>
-          <w:color w:val="17232A"/>
-          <w:sz w:val="18"/>
-          <w:szCs w:val="18"/>
-        </w:rPr>
-        <w:t xml:space="preserve">Ne rien mélanger</w:t>
-      </w:r>
-      <w:r>
-        <w:rPr>
-          <w:rFonts w:ascii="Cambria" w:cs="Cambria" w:eastAsia="Cambria" w:hAnsi="Cambria"/>
-          <w:color w:val="17232A"/>
-          <w:sz w:val="18"/>
-          <w:szCs w:val="18"/>
-        </w:rPr>
-        <w:t xml:space="preserve"> avec les piles : ecosystem peut refuser l'enlèvement si d'autres déchets sont présents.</w:t>
+          <w:color w:val="17232A"/>
+          <w:sz w:val="18"/>
+          <w:szCs w:val="18"/>
+        </w:rPr>
+        <w:t xml:space="preserve">Indiquer dans le même message l'</w:t>
+      </w:r>
+      <w:r>
+        <w:rPr>
+          <w:rFonts w:ascii="Cambria" w:cs="Cambria" w:eastAsia="Cambria" w:hAnsi="Cambria"/>
+          <w:b/>
+          <w:bCs/>
+          <w:color w:val="17232A"/>
+          <w:sz w:val="18"/>
+          <w:szCs w:val="18"/>
+        </w:rPr>
+        <w:t xml:space="preserve">adresse e-mail nominative</w:t>
+      </w:r>
+      <w:r>
+        <w:rPr>
+          <w:rFonts w:ascii="Cambria" w:cs="Cambria" w:eastAsia="Cambria" w:hAnsi="Cambria"/>
+          <w:color w:val="17232A"/>
+          <w:sz w:val="18"/>
+          <w:szCs w:val="18"/>
+        </w:rPr>
+        <w:t xml:space="preserve"> de la personne habilitée à signer. Le système de signature </w:t>
+      </w:r>
+      <w:r>
+        <w:rPr>
+          <w:rFonts w:ascii="Cambria" w:cs="Cambria" w:eastAsia="Cambria" w:hAnsi="Cambria"/>
+          <w:b/>
+          <w:bCs/>
+          <w:color w:val="17232A"/>
+          <w:sz w:val="18"/>
+          <w:szCs w:val="18"/>
+        </w:rPr>
+        <w:t xml:space="preserve">refuse les adresses génériques</w:t>
+      </w:r>
+      <w:r>
+        <w:rPr>
+          <w:rFonts w:ascii="Cambria" w:cs="Cambria" w:eastAsia="Cambria" w:hAnsi="Cambria"/>
+          <w:color w:val="17232A"/>
+          <w:sz w:val="18"/>
+          <w:szCs w:val="18"/>
+        </w:rPr>
+        <w:t xml:space="preserve"> du type contact@ ou sgx@.</w:t>
       </w:r>
     </w:p>
     <w:p>
@@ -1788,27 +1867,55 @@
           <w:sz w:val="18"/>
           <w:szCs w:val="18"/>
         </w:rPr>
-        <w:t xml:space="preserve">Les contenants — bac de 22 litres pour 30 kg, ou fût de 220 litres pour 300 kg — </w:t>
-      </w:r>
-      <w:r>
-        <w:rPr>
-          <w:rFonts w:ascii="Cambria" w:cs="Cambria" w:eastAsia="Cambria" w:hAnsi="Cambria"/>
-          <w:b/>
-          <w:bCs/>
-          <w:color w:val="17232A"/>
-          <w:sz w:val="18"/>
-          <w:szCs w:val="18"/>
-        </w:rPr>
-        <w:t xml:space="preserve">restent la propriété d'ecosystem</w:t>
-      </w:r>
-      <w:r>
-        <w:rPr>
-          <w:rFonts w:ascii="Cambria" w:cs="Cambria" w:eastAsia="Cambria" w:hAnsi="Cambria"/>
-          <w:color w:val="17232A"/>
-          <w:sz w:val="18"/>
-          <w:szCs w:val="18"/>
-        </w:rPr>
-        <w:t xml:space="preserve">. Le site en répond : disparition ou dégradation donnent lieu à indemnisation.</w:t>
+        <w:t xml:space="preserve">Cette personne est désignée par le siège : le contrat engage SOGECA, pas le centre. Signataire habilité : </w:t>
+      </w:r>
+      <w:r>
+        <w:rPr>
+          <w:rFonts w:ascii="Arial" w:cs="Arial" w:eastAsia="Arial" w:hAnsi="Arial"/>
+          <w:i/>
+          <w:iCs/>
+          <w:color w:val="6B4B12"/>
+          <w:sz w:val="17"/>
+          <w:szCs w:val="17"/>
+          <w:highlight w:val="yellow"/>
+          <w:highlightCs w:val="yellow"/>
+        </w:rPr>
+        <w:t xml:space="preserve">à compléter par les services généraux</w:t>
+      </w:r>
+    </w:p>
+    <w:p>
+      <w:pPr>
+        <w:keepNext/>
+        <w:spacing w:after="30" w:before="180"/>
+      </w:pPr>
+      <w:r>
+        <w:rPr>
+          <w:rFonts w:ascii="Arial" w:cs="Arial" w:eastAsia="Arial" w:hAnsi="Arial"/>
+          <w:b/>
+          <w:bCs/>
+          <w:color w:val="0D5C63"/>
+          <w:spacing w:val="25"/>
+          <w:sz w:val="13"/>
+          <w:szCs w:val="13"/>
+        </w:rPr>
+        <w:t xml:space="preserve">ÉTAPE 5</w:t>
+      </w:r>
+    </w:p>
+    <w:p>
+      <w:pPr>
+        <w:keepNext/>
+        <w:spacing w:after="60"/>
+      </w:pPr>
+      <w:r>
+        <w:rPr>
+          <w:rFonts w:ascii="Arial" w:cs="Arial" w:eastAsia="Arial" w:hAnsi="Arial"/>
+          <w:b/>
+          <w:bCs/>
+          <w:color w:val="17232A"/>
+          <w:sz w:val="19"/>
+          <w:szCs w:val="19"/>
+        </w:rPr>
+        <w:t xml:space="preserve">Signer par DocuSign</w:t>
       </w:r>
     </w:p>
     <w:p>
@@ -1827,27 +1934,27 @@
           <w:sz w:val="18"/>
           <w:szCs w:val="18"/>
         </w:rPr>
-        <w:t xml:space="preserve">Demander l'enlèvement </w:t>
-      </w:r>
-      <w:r>
-        <w:rPr>
-          <w:rFonts w:ascii="Cambria" w:cs="Cambria" w:eastAsia="Cambria" w:hAnsi="Cambria"/>
-          <w:b/>
-          <w:bCs/>
-          <w:color w:val="17232A"/>
-          <w:sz w:val="18"/>
-          <w:szCs w:val="18"/>
-        </w:rPr>
-        <w:t xml:space="preserve">depuis l'espace en ligne</w:t>
-      </w:r>
-      <w:r>
-        <w:rPr>
-          <w:rFonts w:ascii="Cambria" w:cs="Cambria" w:eastAsia="Cambria" w:hAnsi="Cambria"/>
-          <w:color w:val="17232A"/>
-          <w:sz w:val="18"/>
-          <w:szCs w:val="18"/>
-        </w:rPr>
-        <w:t xml:space="preserve">, une fois la quantité minimum atteinte.</w:t>
+        <w:t xml:space="preserve">ecosystem fait signer le contrat par sa direction, puis un lien </w:t>
+      </w:r>
+      <w:r>
+        <w:rPr>
+          <w:rFonts w:ascii="Cambria" w:cs="Cambria" w:eastAsia="Cambria" w:hAnsi="Cambria"/>
+          <w:b/>
+          <w:bCs/>
+          <w:color w:val="17232A"/>
+          <w:sz w:val="18"/>
+          <w:szCs w:val="18"/>
+        </w:rPr>
+        <w:t xml:space="preserve">DocuSign</w:t>
+      </w:r>
+      <w:r>
+        <w:rPr>
+          <w:rFonts w:ascii="Cambria" w:cs="Cambria" w:eastAsia="Cambria" w:hAnsi="Cambria"/>
+          <w:color w:val="17232A"/>
+          <w:sz w:val="18"/>
+          <w:szCs w:val="18"/>
+        </w:rPr>
+        <w:t xml:space="preserve"> part vers l'adresse du signataire désigné.</w:t>
       </w:r>
     </w:p>
     <w:p>
@@ -1866,47 +1973,506 @@
           <w:sz w:val="18"/>
           <w:szCs w:val="18"/>
         </w:rPr>
-        <w:t xml:space="preserve">L'enlèvement intervient sous </w:t>
-      </w:r>
-      <w:r>
-        <w:rPr>
-          <w:rFonts w:ascii="Cambria" w:cs="Cambria" w:eastAsia="Cambria" w:hAnsi="Cambria"/>
-          <w:b/>
-          <w:bCs/>
-          <w:color w:val="17232A"/>
-          <w:sz w:val="18"/>
-          <w:szCs w:val="18"/>
-        </w:rPr>
-        <w:t xml:space="preserve">10 jours ouvrables</w:t>
-      </w:r>
-      <w:r>
-        <w:rPr>
-          <w:rFonts w:ascii="Cambria" w:cs="Cambria" w:eastAsia="Cambria" w:hAnsi="Cambria"/>
-          <w:color w:val="17232A"/>
-          <w:sz w:val="18"/>
-          <w:szCs w:val="18"/>
-        </w:rPr>
-        <w:t xml:space="preserve"> maximum, avec échange </w:t>
-      </w:r>
-      <w:r>
-        <w:rPr>
-          <w:rFonts w:ascii="Cambria" w:cs="Cambria" w:eastAsia="Cambria" w:hAnsi="Cambria"/>
-          <w:b/>
-          <w:bCs/>
-          <w:color w:val="17232A"/>
-          <w:sz w:val="18"/>
-          <w:szCs w:val="18"/>
-        </w:rPr>
-        <w:t xml:space="preserve">un contenant plein contre un contenant vide</w:t>
-      </w:r>
-      <w:r>
-        <w:rPr>
-          <w:rFonts w:ascii="Cambria" w:cs="Cambria" w:eastAsia="Cambria" w:hAnsi="Cambria"/>
-          <w:color w:val="17232A"/>
-          <w:sz w:val="18"/>
-          <w:szCs w:val="18"/>
-        </w:rPr>
-        <w:t xml:space="preserve">. Le prestataire remplit un bordereau de suivi de déchets.</w:t>
+        <w:t xml:space="preserve">Le signataire suit le lien : l'outil l'accompagne champ par champ pour dater et signer.</w:t>
+      </w:r>
+    </w:p>
+    <w:p>
+      <w:pPr>
+        <w:pStyle w:val="ListParagraph"/>
+        <w:numPr>
+          <w:ilvl w:val="0"/>
+          <w:numId w:val="2"/>
+        </w:numPr>
+        <w:spacing w:after="38" w:line="240"/>
+      </w:pPr>
+      <w:r>
+        <w:rPr>
+          <w:rFonts w:ascii="Cambria" w:cs="Cambria" w:eastAsia="Cambria" w:hAnsi="Cambria"/>
+          <w:color w:val="17232A"/>
+          <w:sz w:val="18"/>
+          <w:szCs w:val="18"/>
+        </w:rPr>
+        <w:t xml:space="preserve">Sans action de sa part, rien n'avance : prévenir la personne qu'elle va recevoir ce lien.</w:t>
+      </w:r>
+    </w:p>
+    <w:p>
+      <w:pPr>
+        <w:keepNext/>
+        <w:spacing w:after="30" w:before="180"/>
+      </w:pPr>
+      <w:r>
+        <w:rPr>
+          <w:rFonts w:ascii="Arial" w:cs="Arial" w:eastAsia="Arial" w:hAnsi="Arial"/>
+          <w:b/>
+          <w:bCs/>
+          <w:color w:val="0D5C63"/>
+          <w:spacing w:val="25"/>
+          <w:sz w:val="13"/>
+          <w:szCs w:val="13"/>
+        </w:rPr>
+        <w:t xml:space="preserve">ÉTAPE 6</w:t>
+      </w:r>
+    </w:p>
+    <w:p>
+      <w:pPr>
+        <w:keepNext/>
+        <w:spacing w:after="60"/>
+      </w:pPr>
+      <w:r>
+        <w:rPr>
+          <w:rFonts w:ascii="Arial" w:cs="Arial" w:eastAsia="Arial" w:hAnsi="Arial"/>
+          <w:b/>
+          <w:bCs/>
+          <w:color w:val="17232A"/>
+          <w:sz w:val="19"/>
+          <w:szCs w:val="19"/>
+        </w:rPr>
+        <w:t xml:space="preserve">Recevoir le matériel et les accès</w:t>
+      </w:r>
+    </w:p>
+    <w:p>
+      <w:pPr>
+        <w:spacing w:after="58" w:line="240"/>
+      </w:pPr>
+      <w:r>
+        <w:rPr>
+          <w:rFonts w:ascii="Cambria" w:cs="Cambria" w:eastAsia="Cambria" w:hAnsi="Cambria"/>
+          <w:color w:val="17232A"/>
+          <w:sz w:val="18"/>
+          <w:szCs w:val="18"/>
+        </w:rPr>
+        <w:t xml:space="preserve">Une fois le partenariat finalisé, le site reçoit les </w:t>
+      </w:r>
+      <w:r>
+        <w:rPr>
+          <w:rFonts w:ascii="Cambria" w:cs="Cambria" w:eastAsia="Cambria" w:hAnsi="Cambria"/>
+          <w:b/>
+          <w:bCs/>
+          <w:color w:val="17232A"/>
+          <w:sz w:val="18"/>
+          <w:szCs w:val="18"/>
+        </w:rPr>
+        <w:t xml:space="preserve">contenants</w:t>
+      </w:r>
+      <w:r>
+        <w:rPr>
+          <w:rFonts w:ascii="Cambria" w:cs="Cambria" w:eastAsia="Cambria" w:hAnsi="Cambria"/>
+          <w:color w:val="17232A"/>
+          <w:sz w:val="18"/>
+          <w:szCs w:val="18"/>
+        </w:rPr>
+        <w:t xml:space="preserve"> et ses </w:t>
+      </w:r>
+      <w:r>
+        <w:rPr>
+          <w:rFonts w:ascii="Cambria" w:cs="Cambria" w:eastAsia="Cambria" w:hAnsi="Cambria"/>
+          <w:b/>
+          <w:bCs/>
+          <w:color w:val="17232A"/>
+          <w:sz w:val="18"/>
+          <w:szCs w:val="18"/>
+        </w:rPr>
+        <w:t xml:space="preserve">identifiants d'accès à l'espace en ligne</w:t>
+      </w:r>
+      <w:r>
+        <w:rPr>
+          <w:rFonts w:ascii="Cambria" w:cs="Cambria" w:eastAsia="Cambria" w:hAnsi="Cambria"/>
+          <w:color w:val="17232A"/>
+          <w:sz w:val="18"/>
+          <w:szCs w:val="18"/>
+        </w:rPr>
+        <w:t xml:space="preserve">. Chaque point d'enlèvement dispose de ses propres identifiants, qui servent à demander les enlèvements et à consulter les collectes enregistrées.</w:t>
+      </w:r>
+    </w:p>
+    <w:p>
+      <w:pPr>
+        <w:keepNext/>
+        <w:spacing w:after="30" w:before="180"/>
+      </w:pPr>
+      <w:r>
+        <w:rPr>
+          <w:rFonts w:ascii="Arial" w:cs="Arial" w:eastAsia="Arial" w:hAnsi="Arial"/>
+          <w:b/>
+          <w:bCs/>
+          <w:color w:val="0D5C63"/>
+          <w:spacing w:val="25"/>
+          <w:sz w:val="13"/>
+          <w:szCs w:val="13"/>
+        </w:rPr>
+        <w:t xml:space="preserve">ÉTAPE 7</w:t>
+      </w:r>
+    </w:p>
+    <w:p>
+      <w:pPr>
+        <w:keepNext/>
+        <w:spacing w:after="60"/>
+      </w:pPr>
+      <w:r>
+        <w:rPr>
+          <w:rFonts w:ascii="Arial" w:cs="Arial" w:eastAsia="Arial" w:hAnsi="Arial"/>
+          <w:b/>
+          <w:bCs/>
+          <w:color w:val="17232A"/>
+          <w:sz w:val="19"/>
+          <w:szCs w:val="19"/>
+        </w:rPr>
+        <w:t xml:space="preserve">Installer et stocker</w:t>
+      </w:r>
+    </w:p>
+    <w:p>
+      <w:pPr>
+        <w:pStyle w:val="ListParagraph"/>
+        <w:numPr>
+          <w:ilvl w:val="0"/>
+          <w:numId w:val="2"/>
+        </w:numPr>
+        <w:spacing w:after="38" w:line="240"/>
+      </w:pPr>
+      <w:r>
+        <w:rPr>
+          <w:rFonts w:ascii="Cambria" w:cs="Cambria" w:eastAsia="Cambria" w:hAnsi="Cambria"/>
+          <w:color w:val="17232A"/>
+          <w:sz w:val="18"/>
+          <w:szCs w:val="18"/>
+        </w:rPr>
+        <w:t xml:space="preserve">Aménager une </w:t>
+      </w:r>
+      <w:r>
+        <w:rPr>
+          <w:rFonts w:ascii="Cambria" w:cs="Cambria" w:eastAsia="Cambria" w:hAnsi="Cambria"/>
+          <w:b/>
+          <w:bCs/>
+          <w:color w:val="17232A"/>
+          <w:sz w:val="18"/>
+          <w:szCs w:val="18"/>
+        </w:rPr>
+        <w:t xml:space="preserve">zone de stockage sécurisée</w:t>
+      </w:r>
+      <w:r>
+        <w:rPr>
+          <w:rFonts w:ascii="Cambria" w:cs="Cambria" w:eastAsia="Cambria" w:hAnsi="Cambria"/>
+          <w:color w:val="17232A"/>
+          <w:sz w:val="18"/>
+          <w:szCs w:val="18"/>
+        </w:rPr>
+        <w:t xml:space="preserve">, à l'abri et hors passage.</w:t>
+      </w:r>
+    </w:p>
+    <w:p>
+      <w:pPr>
+        <w:pStyle w:val="ListParagraph"/>
+        <w:numPr>
+          <w:ilvl w:val="0"/>
+          <w:numId w:val="2"/>
+        </w:numPr>
+        <w:spacing w:after="38" w:line="240"/>
+      </w:pPr>
+      <w:r>
+        <w:rPr>
+          <w:rFonts w:ascii="Cambria" w:cs="Cambria" w:eastAsia="Cambria" w:hAnsi="Cambria"/>
+          <w:color w:val="17232A"/>
+          <w:sz w:val="18"/>
+          <w:szCs w:val="18"/>
+        </w:rPr>
+        <w:t xml:space="preserve">Manipuler les piles avec précaution : tout endommagement peut provoquer une fuite de substances dangereuses.</w:t>
+      </w:r>
+    </w:p>
+    <w:p>
+      <w:pPr>
+        <w:pStyle w:val="ListParagraph"/>
+        <w:numPr>
+          <w:ilvl w:val="0"/>
+          <w:numId w:val="2"/>
+        </w:numPr>
+        <w:spacing w:after="38" w:line="240"/>
+      </w:pPr>
+      <w:r>
+        <w:rPr>
+          <w:rFonts w:ascii="Cambria" w:cs="Cambria" w:eastAsia="Cambria" w:hAnsi="Cambria"/>
+          <w:b/>
+          <w:bCs/>
+          <w:color w:val="17232A"/>
+          <w:sz w:val="18"/>
+          <w:szCs w:val="18"/>
+        </w:rPr>
+        <w:t xml:space="preserve">Ne rien mélanger</w:t>
+      </w:r>
+      <w:r>
+        <w:rPr>
+          <w:rFonts w:ascii="Cambria" w:cs="Cambria" w:eastAsia="Cambria" w:hAnsi="Cambria"/>
+          <w:color w:val="17232A"/>
+          <w:sz w:val="18"/>
+          <w:szCs w:val="18"/>
+        </w:rPr>
+        <w:t xml:space="preserve"> aux piles. ecosystem peut refuser l'enlèvement si d'autres déchets sont présents dans le contenant.</w:t>
+      </w:r>
+    </w:p>
+    <w:p>
+      <w:pPr>
+        <w:pStyle w:val="ListParagraph"/>
+        <w:numPr>
+          <w:ilvl w:val="0"/>
+          <w:numId w:val="2"/>
+        </w:numPr>
+        <w:spacing w:after="38" w:line="240"/>
+      </w:pPr>
+      <w:r>
+        <w:rPr>
+          <w:rFonts w:ascii="Cambria" w:cs="Cambria" w:eastAsia="Cambria" w:hAnsi="Cambria"/>
+          <w:color w:val="17232A"/>
+          <w:sz w:val="18"/>
+          <w:szCs w:val="18"/>
+        </w:rPr>
+        <w:t xml:space="preserve">Les contenants — bac de 22 litres pour 30 kg, fût de 220 litres pour 300 kg — </w:t>
+      </w:r>
+      <w:r>
+        <w:rPr>
+          <w:rFonts w:ascii="Cambria" w:cs="Cambria" w:eastAsia="Cambria" w:hAnsi="Cambria"/>
+          <w:b/>
+          <w:bCs/>
+          <w:color w:val="17232A"/>
+          <w:sz w:val="18"/>
+          <w:szCs w:val="18"/>
+        </w:rPr>
+        <w:t xml:space="preserve">restent la propriété d'ecosystem</w:t>
+      </w:r>
+      <w:r>
+        <w:rPr>
+          <w:rFonts w:ascii="Cambria" w:cs="Cambria" w:eastAsia="Cambria" w:hAnsi="Cambria"/>
+          <w:color w:val="17232A"/>
+          <w:sz w:val="18"/>
+          <w:szCs w:val="18"/>
+        </w:rPr>
+        <w:t xml:space="preserve">. Le site en répond : perte ou dégradation donnent lieu à indemnisation, et ils sont à restituer en fin de contrat.</w:t>
+      </w:r>
+    </w:p>
+    <w:p>
+      <w:pPr>
+        <w:keepNext/>
+        <w:spacing w:after="30" w:before="180"/>
+      </w:pPr>
+      <w:r>
+        <w:rPr>
+          <w:rFonts w:ascii="Arial" w:cs="Arial" w:eastAsia="Arial" w:hAnsi="Arial"/>
+          <w:b/>
+          <w:bCs/>
+          <w:color w:val="0D5C63"/>
+          <w:spacing w:val="25"/>
+          <w:sz w:val="13"/>
+          <w:szCs w:val="13"/>
+        </w:rPr>
+        <w:t xml:space="preserve">ÉTAPE 8</w:t>
+      </w:r>
+    </w:p>
+    <w:p>
+      <w:pPr>
+        <w:keepNext/>
+        <w:spacing w:after="60"/>
+      </w:pPr>
+      <w:r>
+        <w:rPr>
+          <w:rFonts w:ascii="Arial" w:cs="Arial" w:eastAsia="Arial" w:hAnsi="Arial"/>
+          <w:b/>
+          <w:bCs/>
+          <w:color w:val="17232A"/>
+          <w:sz w:val="19"/>
+          <w:szCs w:val="19"/>
+        </w:rPr>
+        <w:t xml:space="preserve">Demander un enlèvement</w:t>
+      </w:r>
+    </w:p>
+    <w:p>
+      <w:pPr>
+        <w:pStyle w:val="ListParagraph"/>
+        <w:numPr>
+          <w:ilvl w:val="0"/>
+          <w:numId w:val="2"/>
+        </w:numPr>
+        <w:spacing w:after="38" w:line="240"/>
+      </w:pPr>
+      <w:r>
+        <w:rPr>
+          <w:rFonts w:ascii="Cambria" w:cs="Cambria" w:eastAsia="Cambria" w:hAnsi="Cambria"/>
+          <w:color w:val="17232A"/>
+          <w:sz w:val="18"/>
+          <w:szCs w:val="18"/>
+        </w:rPr>
+        <w:t xml:space="preserve">Se connecter à l'espace en ligne avec les identifiants du point d'enlèvement.</w:t>
+      </w:r>
+    </w:p>
+    <w:p>
+      <w:pPr>
+        <w:pStyle w:val="ListParagraph"/>
+        <w:numPr>
+          <w:ilvl w:val="0"/>
+          <w:numId w:val="2"/>
+        </w:numPr>
+        <w:spacing w:after="38" w:line="240"/>
+      </w:pPr>
+      <w:r>
+        <w:rPr>
+          <w:rFonts w:ascii="Cambria" w:cs="Cambria" w:eastAsia="Cambria" w:hAnsi="Cambria"/>
+          <w:color w:val="17232A"/>
+          <w:sz w:val="18"/>
+          <w:szCs w:val="18"/>
+        </w:rPr>
+        <w:t xml:space="preserve">Vérifier que la </w:t>
+      </w:r>
+      <w:r>
+        <w:rPr>
+          <w:rFonts w:ascii="Cambria" w:cs="Cambria" w:eastAsia="Cambria" w:hAnsi="Cambria"/>
+          <w:b/>
+          <w:bCs/>
+          <w:color w:val="17232A"/>
+          <w:sz w:val="18"/>
+          <w:szCs w:val="18"/>
+        </w:rPr>
+        <w:t xml:space="preserve">quantité minimum</w:t>
+      </w:r>
+      <w:r>
+        <w:rPr>
+          <w:rFonts w:ascii="Cambria" w:cs="Cambria" w:eastAsia="Cambria" w:hAnsi="Cambria"/>
+          <w:color w:val="17232A"/>
+          <w:sz w:val="18"/>
+          <w:szCs w:val="18"/>
+        </w:rPr>
+        <w:t xml:space="preserve"> est atteinte : trois bacs pleins de 30 kg, ou un fût plein de 300 kg.</w:t>
+      </w:r>
+    </w:p>
+    <w:p>
+      <w:pPr>
+        <w:pStyle w:val="ListParagraph"/>
+        <w:numPr>
+          <w:ilvl w:val="0"/>
+          <w:numId w:val="2"/>
+        </w:numPr>
+        <w:spacing w:after="38" w:line="240"/>
+      </w:pPr>
+      <w:r>
+        <w:rPr>
+          <w:rFonts w:ascii="Cambria" w:cs="Cambria" w:eastAsia="Cambria" w:hAnsi="Cambria"/>
+          <w:color w:val="17232A"/>
+          <w:sz w:val="18"/>
+          <w:szCs w:val="18"/>
+        </w:rPr>
+        <w:t xml:space="preserve">Déposer la demande d'enlèvement.</w:t>
+      </w:r>
+    </w:p>
+    <w:p>
+      <w:pPr>
+        <w:pStyle w:val="ListParagraph"/>
+        <w:numPr>
+          <w:ilvl w:val="0"/>
+          <w:numId w:val="2"/>
+        </w:numPr>
+        <w:spacing w:after="38" w:line="240"/>
+      </w:pPr>
+      <w:r>
+        <w:rPr>
+          <w:rFonts w:ascii="Cambria" w:cs="Cambria" w:eastAsia="Cambria" w:hAnsi="Cambria"/>
+          <w:color w:val="17232A"/>
+          <w:sz w:val="18"/>
+          <w:szCs w:val="18"/>
+        </w:rPr>
+        <w:t xml:space="preserve">Le prestataire intervient sous </w:t>
+      </w:r>
+      <w:r>
+        <w:rPr>
+          <w:rFonts w:ascii="Cambria" w:cs="Cambria" w:eastAsia="Cambria" w:hAnsi="Cambria"/>
+          <w:b/>
+          <w:bCs/>
+          <w:color w:val="17232A"/>
+          <w:sz w:val="18"/>
+          <w:szCs w:val="18"/>
+        </w:rPr>
+        <w:t xml:space="preserve">dix jours ouvrables</w:t>
+      </w:r>
+      <w:r>
+        <w:rPr>
+          <w:rFonts w:ascii="Cambria" w:cs="Cambria" w:eastAsia="Cambria" w:hAnsi="Cambria"/>
+          <w:color w:val="17232A"/>
+          <w:sz w:val="18"/>
+          <w:szCs w:val="18"/>
+        </w:rPr>
+        <w:t xml:space="preserve"> au maximum et remet </w:t>
+      </w:r>
+      <w:r>
+        <w:rPr>
+          <w:rFonts w:ascii="Cambria" w:cs="Cambria" w:eastAsia="Cambria" w:hAnsi="Cambria"/>
+          <w:b/>
+          <w:bCs/>
+          <w:color w:val="17232A"/>
+          <w:sz w:val="18"/>
+          <w:szCs w:val="18"/>
+        </w:rPr>
+        <w:t xml:space="preserve">un contenant vide pour chaque contenant plein enlevé</w:t>
+      </w:r>
+      <w:r>
+        <w:rPr>
+          <w:rFonts w:ascii="Cambria" w:cs="Cambria" w:eastAsia="Cambria" w:hAnsi="Cambria"/>
+          <w:color w:val="17232A"/>
+          <w:sz w:val="18"/>
+          <w:szCs w:val="18"/>
+        </w:rPr>
+        <w:t xml:space="preserve">.</w:t>
+      </w:r>
+    </w:p>
+    <w:p>
+      <w:pPr>
+        <w:pStyle w:val="ListParagraph"/>
+        <w:numPr>
+          <w:ilvl w:val="0"/>
+          <w:numId w:val="2"/>
+        </w:numPr>
+        <w:spacing w:after="38" w:line="240"/>
+      </w:pPr>
+      <w:r>
+        <w:rPr>
+          <w:rFonts w:ascii="Cambria" w:cs="Cambria" w:eastAsia="Cambria" w:hAnsi="Cambria"/>
+          <w:color w:val="17232A"/>
+          <w:sz w:val="18"/>
+          <w:szCs w:val="18"/>
+        </w:rPr>
+        <w:t xml:space="preserve">Il remplit un </w:t>
+      </w:r>
+      <w:r>
+        <w:rPr>
+          <w:rFonts w:ascii="Cambria" w:cs="Cambria" w:eastAsia="Cambria" w:hAnsi="Cambria"/>
+          <w:b/>
+          <w:bCs/>
+          <w:color w:val="17232A"/>
+          <w:sz w:val="18"/>
+          <w:szCs w:val="18"/>
+        </w:rPr>
+        <w:t xml:space="preserve">bordereau de suivi de déchets</w:t>
+      </w:r>
+      <w:r>
+        <w:rPr>
+          <w:rFonts w:ascii="Cambria" w:cs="Cambria" w:eastAsia="Cambria" w:hAnsi="Cambria"/>
+          <w:color w:val="17232A"/>
+          <w:sz w:val="18"/>
+          <w:szCs w:val="18"/>
+        </w:rPr>
+        <w:t xml:space="preserve"> : le conserver. Le tonnage est pesé au centre de regroupement, puis enregistré dans l'espace en ligne.</w:t>
+      </w:r>
+    </w:p>
+    <w:p>
+      <w:pPr>
+        <w:pStyle w:val="ListParagraph"/>
+        <w:numPr>
+          <w:ilvl w:val="0"/>
+          <w:numId w:val="2"/>
+        </w:numPr>
+        <w:spacing w:after="38" w:line="240"/>
+      </w:pPr>
+      <w:r>
+        <w:rPr>
+          <w:rFonts w:ascii="Cambria" w:cs="Cambria" w:eastAsia="Cambria" w:hAnsi="Cambria"/>
+          <w:color w:val="17232A"/>
+          <w:sz w:val="18"/>
+          <w:szCs w:val="18"/>
+        </w:rPr>
+        <w:t xml:space="preserve">En cas d'écart entre le tonnage enregistré et ce qui a été enlevé, le signaler à ecosystem : le contrat prévoit une analyse conjointe.</w:t>
       </w:r>
     </w:p>
     <w:p>
@@ -1926,7 +2492,456 @@
           <w:sz w:val="22"/>
           <w:szCs w:val="22"/>
         </w:rPr>
-        <w:t xml:space="preserve">5   </w:t>
+        <w:t xml:space="preserve">3   </w:t>
+      </w:r>
+      <w:r>
+        <w:rPr>
+          <w:rFonts w:ascii="Arial" w:cs="Arial" w:eastAsia="Arial" w:hAnsi="Arial"/>
+          <w:b/>
+          <w:bCs/>
+          <w:color w:val="17232A"/>
+          <w:sz w:val="22"/>
+          <w:szCs w:val="22"/>
+        </w:rPr>
+        <w:t xml:space="preserve">Points de blocage courants</w:t>
+      </w:r>
+    </w:p>
+    <w:tbl>
+      <w:tblPr>
+        <w:tblW w:type="dxa" w:w="9864"/>
+        <w:tblBorders>
+          <w:top w:val="single" w:color="D3DBDB" w:sz="4"/>
+          <w:left w:val="single" w:color="D3DBDB" w:sz="4"/>
+          <w:bottom w:val="single" w:color="D3DBDB" w:sz="4"/>
+          <w:right w:val="single" w:color="D3DBDB" w:sz="4"/>
+          <w:insideH w:val="single" w:color="D3DBDB" w:sz="4"/>
+          <w:insideV w:val="single" w:color="D3DBDB" w:sz="4"/>
+        </w:tblBorders>
+      </w:tblPr>
+      <w:tblGrid>
+        <w:gridCol w:w="3354"/>
+        <w:gridCol w:w="6510"/>
+      </w:tblGrid>
+      <w:tr>
+        <w:trPr>
+          <w:tblHeader/>
+        </w:trPr>
+        <w:tc>
+          <w:tcPr>
+            <w:tcW w:type="dxa" w:w="3354"/>
+            <w:shd w:fill="EEF2F1" w:color="auto" w:val="clear"/>
+            <w:tcMar>
+              <w:top w:type="dxa" w:w="60"/>
+              <w:left w:type="dxa" w:w="100"/>
+              <w:bottom w:type="dxa" w:w="60"/>
+              <w:right w:type="dxa" w:w="100"/>
+            </w:tcMar>
+          </w:tcPr>
+          <w:p>
+            <w:pPr>
+              <w:spacing w:after="0"/>
+            </w:pPr>
+            <w:r>
+              <w:rPr>
+                <w:rFonts w:ascii="Arial" w:cs="Arial" w:eastAsia="Arial" w:hAnsi="Arial"/>
+                <w:b/>
+                <w:bCs/>
+                <w:caps/>
+                <w:color w:val="5B6C72"/>
+                <w:spacing w:val="20"/>
+                <w:sz w:val="13"/>
+                <w:szCs w:val="13"/>
+              </w:rPr>
+              <w:t xml:space="preserve">Situation</w:t>
+            </w:r>
+          </w:p>
+        </w:tc>
+        <w:tc>
+          <w:tcPr>
+            <w:tcW w:type="dxa" w:w="6510"/>
+            <w:shd w:fill="EEF2F1" w:color="auto" w:val="clear"/>
+            <w:tcMar>
+              <w:top w:type="dxa" w:w="60"/>
+              <w:left w:type="dxa" w:w="100"/>
+              <w:bottom w:type="dxa" w:w="60"/>
+              <w:right w:type="dxa" w:w="100"/>
+            </w:tcMar>
+          </w:tcPr>
+          <w:p>
+            <w:pPr>
+              <w:spacing w:after="0"/>
+            </w:pPr>
+            <w:r>
+              <w:rPr>
+                <w:rFonts w:ascii="Arial" w:cs="Arial" w:eastAsia="Arial" w:hAnsi="Arial"/>
+                <w:b/>
+                <w:bCs/>
+                <w:caps/>
+                <w:color w:val="5B6C72"/>
+                <w:spacing w:val="20"/>
+                <w:sz w:val="13"/>
+                <w:szCs w:val="13"/>
+              </w:rPr>
+              <w:t xml:space="preserve">Ce qu’il faut faire</w:t>
+            </w:r>
+          </w:p>
+        </w:tc>
+      </w:tr>
+      <w:tr>
+        <w:tc>
+          <w:tcPr>
+            <w:tcW w:type="dxa" w:w="3354"/>
+            <w:tcMar>
+              <w:top w:type="dxa" w:w="60"/>
+              <w:left w:type="dxa" w:w="100"/>
+              <w:bottom w:type="dxa" w:w="60"/>
+              <w:right w:type="dxa" w:w="100"/>
+            </w:tcMar>
+          </w:tcPr>
+          <w:p>
+            <w:pPr>
+              <w:spacing w:after="0" w:line="235"/>
+            </w:pPr>
+            <w:r>
+              <w:rPr>
+                <w:rFonts w:ascii="Cambria" w:cs="Cambria" w:eastAsia="Cambria" w:hAnsi="Cambria"/>
+                <w:b w:val="false"/>
+                <w:bCs w:val="false"/>
+                <w:color w:val="17232A"/>
+                <w:sz w:val="17"/>
+                <w:szCs w:val="17"/>
+              </w:rPr>
+              <w:t xml:space="preserve">Aucune réponse après la demande</w:t>
+            </w:r>
+          </w:p>
+        </w:tc>
+        <w:tc>
+          <w:tcPr>
+            <w:tcW w:type="dxa" w:w="6510"/>
+            <w:tcMar>
+              <w:top w:type="dxa" w:w="60"/>
+              <w:left w:type="dxa" w:w="100"/>
+              <w:bottom w:type="dxa" w:w="60"/>
+              <w:right w:type="dxa" w:w="100"/>
+            </w:tcMar>
+          </w:tcPr>
+          <w:p>
+            <w:pPr>
+              <w:spacing w:after="0" w:line="235"/>
+            </w:pPr>
+            <w:r>
+              <w:rPr>
+                <w:rFonts w:ascii="Cambria" w:cs="Cambria" w:eastAsia="Cambria" w:hAnsi="Cambria"/>
+                <w:b w:val="false"/>
+                <w:bCs w:val="false"/>
+                <w:color w:val="17232A"/>
+                <w:sz w:val="17"/>
+                <w:szCs w:val="17"/>
+              </w:rPr>
+              <w:t xml:space="preserve">Relancer par téléphone au 0 809 540 590 en donnant le numéro de demande</w:t>
+            </w:r>
+          </w:p>
+        </w:tc>
+      </w:tr>
+      <w:tr>
+        <w:tc>
+          <w:tcPr>
+            <w:tcW w:type="dxa" w:w="3354"/>
+            <w:tcMar>
+              <w:top w:type="dxa" w:w="60"/>
+              <w:left w:type="dxa" w:w="100"/>
+              <w:bottom w:type="dxa" w:w="60"/>
+              <w:right w:type="dxa" w:w="100"/>
+            </w:tcMar>
+          </w:tcPr>
+          <w:p>
+            <w:pPr>
+              <w:spacing w:after="0" w:line="235"/>
+            </w:pPr>
+            <w:r>
+              <w:rPr>
+                <w:rFonts w:ascii="Cambria" w:cs="Cambria" w:eastAsia="Cambria" w:hAnsi="Cambria"/>
+                <w:b w:val="false"/>
+                <w:bCs w:val="false"/>
+                <w:color w:val="17232A"/>
+                <w:sz w:val="17"/>
+                <w:szCs w:val="17"/>
+              </w:rPr>
+              <w:t xml:space="preserve">Documents renvoyés en PDF</w:t>
+            </w:r>
+          </w:p>
+        </w:tc>
+        <w:tc>
+          <w:tcPr>
+            <w:tcW w:type="dxa" w:w="6510"/>
+            <w:tcMar>
+              <w:top w:type="dxa" w:w="60"/>
+              <w:left w:type="dxa" w:w="100"/>
+              <w:bottom w:type="dxa" w:w="60"/>
+              <w:right w:type="dxa" w:w="100"/>
+            </w:tcMar>
+          </w:tcPr>
+          <w:p>
+            <w:pPr>
+              <w:spacing w:after="0" w:line="235"/>
+            </w:pPr>
+            <w:r>
+              <w:rPr>
+                <w:rFonts w:ascii="Cambria" w:cs="Cambria" w:eastAsia="Cambria" w:hAnsi="Cambria"/>
+                <w:b w:val="false"/>
+                <w:bCs w:val="false"/>
+                <w:color w:val="17232A"/>
+                <w:sz w:val="17"/>
+                <w:szCs w:val="17"/>
+              </w:rPr>
+              <w:t xml:space="preserve">Recommencer : seul le format Word est accepté</w:t>
+            </w:r>
+          </w:p>
+        </w:tc>
+      </w:tr>
+      <w:tr>
+        <w:tc>
+          <w:tcPr>
+            <w:tcW w:type="dxa" w:w="3354"/>
+            <w:tcMar>
+              <w:top w:type="dxa" w:w="60"/>
+              <w:left w:type="dxa" w:w="100"/>
+              <w:bottom w:type="dxa" w:w="60"/>
+              <w:right w:type="dxa" w:w="100"/>
+            </w:tcMar>
+          </w:tcPr>
+          <w:p>
+            <w:pPr>
+              <w:spacing w:after="0" w:line="235"/>
+            </w:pPr>
+            <w:r>
+              <w:rPr>
+                <w:rFonts w:ascii="Cambria" w:cs="Cambria" w:eastAsia="Cambria" w:hAnsi="Cambria"/>
+                <w:b w:val="false"/>
+                <w:bCs w:val="false"/>
+                <w:color w:val="17232A"/>
+                <w:sz w:val="17"/>
+                <w:szCs w:val="17"/>
+              </w:rPr>
+              <w:t xml:space="preserve">Adresse générique donnée pour la signature</w:t>
+            </w:r>
+          </w:p>
+        </w:tc>
+        <w:tc>
+          <w:tcPr>
+            <w:tcW w:type="dxa" w:w="6510"/>
+            <w:tcMar>
+              <w:top w:type="dxa" w:w="60"/>
+              <w:left w:type="dxa" w:w="100"/>
+              <w:bottom w:type="dxa" w:w="60"/>
+              <w:right w:type="dxa" w:w="100"/>
+            </w:tcMar>
+          </w:tcPr>
+          <w:p>
+            <w:pPr>
+              <w:spacing w:after="0" w:line="235"/>
+            </w:pPr>
+            <w:r>
+              <w:rPr>
+                <w:rFonts w:ascii="Cambria" w:cs="Cambria" w:eastAsia="Cambria" w:hAnsi="Cambria"/>
+                <w:b w:val="false"/>
+                <w:bCs w:val="false"/>
+                <w:color w:val="17232A"/>
+                <w:sz w:val="17"/>
+                <w:szCs w:val="17"/>
+              </w:rPr>
+              <w:t xml:space="preserve">Fournir une adresse nominative : la signature électronique ne part pas autrement</w:t>
+            </w:r>
+          </w:p>
+        </w:tc>
+      </w:tr>
+      <w:tr>
+        <w:tc>
+          <w:tcPr>
+            <w:tcW w:type="dxa" w:w="3354"/>
+            <w:tcMar>
+              <w:top w:type="dxa" w:w="60"/>
+              <w:left w:type="dxa" w:w="100"/>
+              <w:bottom w:type="dxa" w:w="60"/>
+              <w:right w:type="dxa" w:w="100"/>
+            </w:tcMar>
+          </w:tcPr>
+          <w:p>
+            <w:pPr>
+              <w:spacing w:after="0" w:line="235"/>
+            </w:pPr>
+            <w:r>
+              <w:rPr>
+                <w:rFonts w:ascii="Cambria" w:cs="Cambria" w:eastAsia="Cambria" w:hAnsi="Cambria"/>
+                <w:b w:val="false"/>
+                <w:bCs w:val="false"/>
+                <w:color w:val="17232A"/>
+                <w:sz w:val="17"/>
+                <w:szCs w:val="17"/>
+              </w:rPr>
+              <w:t xml:space="preserve">Le lien DocuSign n’arrive pas</w:t>
+            </w:r>
+          </w:p>
+        </w:tc>
+        <w:tc>
+          <w:tcPr>
+            <w:tcW w:type="dxa" w:w="6510"/>
+            <w:tcMar>
+              <w:top w:type="dxa" w:w="60"/>
+              <w:left w:type="dxa" w:w="100"/>
+              <w:bottom w:type="dxa" w:w="60"/>
+              <w:right w:type="dxa" w:w="100"/>
+            </w:tcMar>
+          </w:tcPr>
+          <w:p>
+            <w:pPr>
+              <w:spacing w:after="0" w:line="235"/>
+            </w:pPr>
+            <w:r>
+              <w:rPr>
+                <w:rFonts w:ascii="Cambria" w:cs="Cambria" w:eastAsia="Cambria" w:hAnsi="Cambria"/>
+                <w:b w:val="false"/>
+                <w:bCs w:val="false"/>
+                <w:color w:val="17232A"/>
+                <w:sz w:val="17"/>
+                <w:szCs w:val="17"/>
+              </w:rPr>
+              <w:t xml:space="preserve">Vérifier les indésirables du signataire, puis rappeler ecosystem</w:t>
+            </w:r>
+          </w:p>
+        </w:tc>
+      </w:tr>
+      <w:tr>
+        <w:tc>
+          <w:tcPr>
+            <w:tcW w:type="dxa" w:w="3354"/>
+            <w:tcMar>
+              <w:top w:type="dxa" w:w="60"/>
+              <w:left w:type="dxa" w:w="100"/>
+              <w:bottom w:type="dxa" w:w="60"/>
+              <w:right w:type="dxa" w:w="100"/>
+            </w:tcMar>
+          </w:tcPr>
+          <w:p>
+            <w:pPr>
+              <w:spacing w:after="0" w:line="235"/>
+            </w:pPr>
+            <w:r>
+              <w:rPr>
+                <w:rFonts w:ascii="Cambria" w:cs="Cambria" w:eastAsia="Cambria" w:hAnsi="Cambria"/>
+                <w:b w:val="false"/>
+                <w:bCs w:val="false"/>
+                <w:color w:val="17232A"/>
+                <w:sz w:val="17"/>
+                <w:szCs w:val="17"/>
+              </w:rPr>
+              <w:t xml:space="preserve">Le contenant est plein mais sous 90 kg</w:t>
+            </w:r>
+          </w:p>
+        </w:tc>
+        <w:tc>
+          <w:tcPr>
+            <w:tcW w:type="dxa" w:w="6510"/>
+            <w:tcMar>
+              <w:top w:type="dxa" w:w="60"/>
+              <w:left w:type="dxa" w:w="100"/>
+              <w:bottom w:type="dxa" w:w="60"/>
+              <w:right w:type="dxa" w:w="100"/>
+            </w:tcMar>
+          </w:tcPr>
+          <w:p>
+            <w:pPr>
+              <w:spacing w:after="0" w:line="235"/>
+            </w:pPr>
+            <w:r>
+              <w:rPr>
+                <w:rFonts w:ascii="Cambria" w:cs="Cambria" w:eastAsia="Cambria" w:hAnsi="Cambria"/>
+                <w:b w:val="false"/>
+                <w:bCs w:val="false"/>
+                <w:color w:val="17232A"/>
+                <w:sz w:val="17"/>
+                <w:szCs w:val="17"/>
+              </w:rPr>
+              <w:t xml:space="preserve">Pas d'enlèvement de droit ; demander à ecosystem un accord d'organisation particulier</w:t>
+            </w:r>
+          </w:p>
+        </w:tc>
+      </w:tr>
+      <w:tr>
+        <w:tc>
+          <w:tcPr>
+            <w:tcW w:type="dxa" w:w="3354"/>
+            <w:tcMar>
+              <w:top w:type="dxa" w:w="60"/>
+              <w:left w:type="dxa" w:w="100"/>
+              <w:bottom w:type="dxa" w:w="60"/>
+              <w:right w:type="dxa" w:w="100"/>
+            </w:tcMar>
+          </w:tcPr>
+          <w:p>
+            <w:pPr>
+              <w:spacing w:after="0" w:line="235"/>
+            </w:pPr>
+            <w:r>
+              <w:rPr>
+                <w:rFonts w:ascii="Cambria" w:cs="Cambria" w:eastAsia="Cambria" w:hAnsi="Cambria"/>
+                <w:b w:val="false"/>
+                <w:bCs w:val="false"/>
+                <w:color w:val="17232A"/>
+                <w:sz w:val="17"/>
+                <w:szCs w:val="17"/>
+              </w:rPr>
+              <w:t xml:space="preserve">Fermeture définitive du centre</w:t>
+            </w:r>
+          </w:p>
+        </w:tc>
+        <w:tc>
+          <w:tcPr>
+            <w:tcW w:type="dxa" w:w="6510"/>
+            <w:tcMar>
+              <w:top w:type="dxa" w:w="60"/>
+              <w:left w:type="dxa" w:w="100"/>
+              <w:bottom w:type="dxa" w:w="60"/>
+              <w:right w:type="dxa" w:w="100"/>
+            </w:tcMar>
+          </w:tcPr>
+          <w:p>
+            <w:pPr>
+              <w:spacing w:after="0" w:line="235"/>
+            </w:pPr>
+            <w:r>
+              <w:rPr>
+                <w:rFonts w:ascii="Cambria" w:cs="Cambria" w:eastAsia="Cambria" w:hAnsi="Cambria"/>
+                <w:b w:val="false"/>
+                <w:bCs w:val="false"/>
+                <w:color w:val="17232A"/>
+                <w:sz w:val="17"/>
+                <w:szCs w:val="17"/>
+              </w:rPr>
+              <w:t xml:space="preserve">Prévenir ecosystem au moins un mois à l'avance et restituer les contenants</w:t>
+            </w:r>
+          </w:p>
+        </w:tc>
+      </w:tr>
+    </w:tbl>
+    <w:p>
+      <w:pPr>
+        <w:keepNext/>
+        <w:pBdr>
+          <w:top w:val="single" w:color="D3DBDB" w:sz="4" w:space="8"/>
+        </w:pBdr>
+        <w:spacing w:after="62" w:before="140"/>
+      </w:pPr>
+      <w:r>
+        <w:rPr>
+          <w:rFonts w:ascii="Arial" w:cs="Arial" w:eastAsia="Arial" w:hAnsi="Arial"/>
+          <w:b/>
+          <w:bCs/>
+          <w:color w:val="0D5C63"/>
+          <w:sz w:val="22"/>
+          <w:szCs w:val="22"/>
+        </w:rPr>
+        <w:t xml:space="preserve">4   </w:t>
       </w:r>
       <w:r>
         <w:rPr>
@@ -2064,118 +3079,6 @@
                 <w:szCs w:val="17"/>
               </w:rPr>
               <w:t xml:space="preserve">contacteznous@ecosystem.eco</w:t>
-            </w:r>
-          </w:p>
-        </w:tc>
-      </w:tr>
-      <w:tr>
-        <w:tc>
-          <w:tcPr>
-            <w:tcW w:type="dxa" w:w="2959"/>
-            <w:tcMar>
-              <w:top w:type="dxa" w:w="60"/>
-              <w:left w:type="dxa" w:w="100"/>
-              <w:bottom w:type="dxa" w:w="60"/>
-              <w:right w:type="dxa" w:w="100"/>
-            </w:tcMar>
-          </w:tcPr>
-          <w:p>
-            <w:pPr>
-              <w:spacing w:after="0" w:line="235"/>
-            </w:pPr>
-            <w:r>
-              <w:rPr>
-                <w:rFonts w:ascii="Cambria" w:cs="Cambria" w:eastAsia="Cambria" w:hAnsi="Cambria"/>
-                <w:b/>
-                <w:bCs/>
-                <w:color w:val="0D5C63"/>
-                <w:sz w:val="17"/>
-                <w:szCs w:val="17"/>
-              </w:rPr>
-              <w:t xml:space="preserve">Points de collecte publics</w:t>
-            </w:r>
-          </w:p>
-        </w:tc>
-        <w:tc>
-          <w:tcPr>
-            <w:tcW w:type="dxa" w:w="6905"/>
-            <w:tcMar>
-              <w:top w:type="dxa" w:w="60"/>
-              <w:left w:type="dxa" w:w="100"/>
-              <w:bottom w:type="dxa" w:w="60"/>
-              <w:right w:type="dxa" w:w="100"/>
-            </w:tcMar>
-          </w:tcPr>
-          <w:p>
-            <w:pPr>
-              <w:spacing w:after="0" w:line="235"/>
-            </w:pPr>
-            <w:r>
-              <w:rPr>
-                <w:rFonts w:ascii="Cambria" w:cs="Cambria" w:eastAsia="Cambria" w:hAnsi="Cambria"/>
-                <w:b w:val="false"/>
-                <w:bCs w:val="false"/>
-                <w:color w:val="17232A"/>
-                <w:sz w:val="17"/>
-                <w:szCs w:val="17"/>
-              </w:rPr>
-              <w:t xml:space="preserve">jerecyclemespiles.com</w:t>
-            </w:r>
-          </w:p>
-        </w:tc>
-      </w:tr>
-      <w:tr>
-        <w:tc>
-          <w:tcPr>
-            <w:tcW w:type="dxa" w:w="2959"/>
-            <w:tcMar>
-              <w:top w:type="dxa" w:w="60"/>
-              <w:left w:type="dxa" w:w="100"/>
-              <w:bottom w:type="dxa" w:w="60"/>
-              <w:right w:type="dxa" w:w="100"/>
-            </w:tcMar>
-          </w:tcPr>
-          <w:p>
-            <w:pPr>
-              <w:spacing w:after="0" w:line="235"/>
-            </w:pPr>
-            <w:r>
-              <w:rPr>
-                <w:rFonts w:ascii="Cambria" w:cs="Cambria" w:eastAsia="Cambria" w:hAnsi="Cambria"/>
-                <w:b/>
-                <w:bCs/>
-                <w:color w:val="0D5C63"/>
-                <w:sz w:val="17"/>
-                <w:szCs w:val="17"/>
-              </w:rPr>
-              <w:t xml:space="preserve">Outils de pré-collecte</w:t>
-            </w:r>
-          </w:p>
-        </w:tc>
-        <w:tc>
-          <w:tcPr>
-            <w:tcW w:type="dxa" w:w="6905"/>
-            <w:tcMar>
-              <w:top w:type="dxa" w:w="60"/>
-              <w:left w:type="dxa" w:w="100"/>
-              <w:bottom w:type="dxa" w:w="60"/>
-              <w:right w:type="dxa" w:w="100"/>
-            </w:tcMar>
-          </w:tcPr>
-          <w:p>
-            <w:pPr>
-              <w:spacing w:after="0" w:line="235"/>
-            </w:pPr>
-            <w:r>
-              <w:rPr>
-                <w:rFonts w:ascii="Cambria" w:cs="Cambria" w:eastAsia="Cambria" w:hAnsi="Cambria"/>
-                <w:b w:val="false"/>
-                <w:bCs w:val="false"/>
-                <w:color w:val="17232A"/>
-                <w:sz w:val="17"/>
-                <w:szCs w:val="17"/>
-              </w:rPr>
-              <w:t xml:space="preserve">extranet.corepile.net</w:t>
             </w:r>
           </w:p>
         </w:tc>

--- a/procedure-lyreco/PRO-SG-010_Collecte_des_piles.docx
+++ b/procedure-lyreco/PRO-SG-010_Collecte_des_piles.docx
@@ -461,7 +461,7 @@
                 <w:sz w:val="17"/>
                 <w:szCs w:val="17"/>
               </w:rPr>
-              <w:t xml:space="preserve">L'enlèvement n'est déclenché qu'à partir de </w:t>
+              <w:t xml:space="preserve">Le contrat fixe une </w:t>
             </w:r>
             <w:r>
               <w:rPr>
@@ -472,16 +472,16 @@
                 <w:sz w:val="17"/>
                 <w:szCs w:val="17"/>
               </w:rPr>
-              <w:t xml:space="preserve">90 kg</w:t>
-            </w:r>
-            <w:r>
-              <w:rPr>
-                <w:rFonts w:ascii="Cambria" w:cs="Cambria" w:eastAsia="Cambria" w:hAnsi="Cambria"/>
-                <w:color w:val="17232A"/>
-                <w:sz w:val="17"/>
-                <w:szCs w:val="17"/>
-              </w:rPr>
-              <w:t xml:space="preserve">, soit trois bacs pleins. Un centre qui produit une dizaine de kilos de piles boutons par an ne les atteindra pas : dans ce cas, demander plutôt un </w:t>
+              <w:t xml:space="preserve">quantité minimum</w:t>
+            </w:r>
+            <w:r>
+              <w:rPr>
+                <w:rFonts w:ascii="Cambria" w:cs="Cambria" w:eastAsia="Cambria" w:hAnsi="Cambria"/>
+                <w:color w:val="17232A"/>
+                <w:sz w:val="17"/>
+                <w:szCs w:val="17"/>
+              </w:rPr>
+              <w:t xml:space="preserve"> d'enlèvement : trois bacs pleins de 30 kg, soit </w:t>
             </w:r>
             <w:r>
               <w:rPr>
@@ -492,6 +492,46 @@
                 <w:sz w:val="17"/>
                 <w:szCs w:val="17"/>
               </w:rPr>
+              <w:t xml:space="preserve">90 kg</w:t>
+            </w:r>
+            <w:r>
+              <w:rPr>
+                <w:rFonts w:ascii="Cambria" w:cs="Cambria" w:eastAsia="Cambria" w:hAnsi="Cambria"/>
+                <w:color w:val="17232A"/>
+                <w:sz w:val="17"/>
+                <w:szCs w:val="17"/>
+              </w:rPr>
+              <w:t xml:space="preserve">, ou un fût plein de </w:t>
+            </w:r>
+            <w:r>
+              <w:rPr>
+                <w:rFonts w:ascii="Cambria" w:cs="Cambria" w:eastAsia="Cambria" w:hAnsi="Cambria"/>
+                <w:b/>
+                <w:bCs/>
+                <w:color w:val="17232A"/>
+                <w:sz w:val="17"/>
+                <w:szCs w:val="17"/>
+              </w:rPr>
+              <w:t xml:space="preserve">300 kg</w:t>
+            </w:r>
+            <w:r>
+              <w:rPr>
+                <w:rFonts w:ascii="Cambria" w:cs="Cambria" w:eastAsia="Cambria" w:hAnsi="Cambria"/>
+                <w:color w:val="17232A"/>
+                <w:sz w:val="17"/>
+                <w:szCs w:val="17"/>
+              </w:rPr>
+              <w:t xml:space="preserve">. En dessous, ecosystem n'est pas tenu d'intervenir ; un enlèvement reste possible, mais suppose un accord séparé sur l'organisation et la fréquence. Un centre qui produit une dizaine de kilos par an est donc dans une zone où rien n'est garanti : lui convient mieux un </w:t>
+            </w:r>
+            <w:r>
+              <w:rPr>
+                <w:rFonts w:ascii="Cambria" w:cs="Cambria" w:eastAsia="Cambria" w:hAnsi="Cambria"/>
+                <w:b/>
+                <w:bCs/>
+                <w:color w:val="17232A"/>
+                <w:sz w:val="17"/>
+                <w:szCs w:val="17"/>
+              </w:rPr>
               <w:t xml:space="preserve">bac de pré-collecte gratuit</w:t>
             </w:r>
             <w:r>
@@ -501,7 +541,7 @@
                 <w:sz w:val="17"/>
                 <w:szCs w:val="17"/>
               </w:rPr>
-              <w:t xml:space="preserve"> que le centre vide lui-même dans un point de collecte public. La démarche ci-dessous vaut pour un site qui </w:t>
+              <w:t xml:space="preserve">, vidé par le centre dans un point de collecte public. La démarche ci-dessous vaut pour un site qui </w:t>
             </w:r>
             <w:r>
               <w:rPr>
@@ -2336,7 +2376,7 @@
           <w:sz w:val="18"/>
           <w:szCs w:val="18"/>
         </w:rPr>
-        <w:t xml:space="preserve"> est atteinte : trois bacs pleins de 30 kg, ou un fût plein de 300 kg.</w:t>
+        <w:t xml:space="preserve"> est atteinte : trois bacs pleins de 30 kg, soit 90 kg, ou un fût plein de 300 kg selon le contenant mis à disposition.</w:t>
       </w:r>
     </w:p>
     <w:p>
@@ -2835,7 +2875,7 @@
                 <w:sz w:val="17"/>
                 <w:szCs w:val="17"/>
               </w:rPr>
-              <w:t xml:space="preserve">Le contenant est plein mais sous 90 kg</w:t>
+              <w:t xml:space="preserve">Contenant plein, quantité minimum non atteinte</w:t>
             </w:r>
           </w:p>
         </w:tc>
@@ -2862,7 +2902,7 @@
                 <w:sz w:val="17"/>
                 <w:szCs w:val="17"/>
               </w:rPr>
-              <w:t xml:space="preserve">Pas d'enlèvement de droit ; demander à ecosystem un accord d'organisation particulier</w:t>
+              <w:t xml:space="preserve">Pas d'enlèvement de droit : demander à ecosystem un accord séparé, ou une tournée à fréquence convenue</w:t>
             </w:r>
           </w:p>
         </w:tc>
